--- a/paper2-concurrency/report/paper2.docx
+++ b/paper2-concurrency/report/paper2.docx
@@ -2,7 +2,7 @@
 <file path=word/document.xml><?xml version="1.0" encoding="utf-8"?>
 <w:document xmlns:w="http://schemas.openxmlformats.org/wordprocessingml/2006/main" xmlns:m="http://schemas.openxmlformats.org/officeDocument/2006/math" xmlns:r="http://schemas.openxmlformats.org/officeDocument/2006/relationships" xmlns:o="urn:schemas-microsoft-com:office:office" xmlns:v="urn:schemas-microsoft-com:vml" xmlns:w10="urn:schemas-microsoft-com:office:word" xmlns:a="http://schemas.openxmlformats.org/drawingml/2006/main" xmlns:pic="http://schemas.openxmlformats.org/drawingml/2006/picture" xmlns:wp="http://schemas.openxmlformats.org/drawingml/2006/wordprocessingDrawing">
   <w:body>
-    <w:bookmarkStart w:id="145" w:name="X08e3f31c30dbc9eadf170ff79a3210d37e979c8"/>
+    <w:bookmarkStart w:id="138" w:name="X08e3f31c30dbc9eadf170ff79a3210d37e979c8"/>
     <w:p>
       <w:pPr>
         <w:pStyle w:val="Heading1"/>
@@ -13,7 +13,7 @@
     </w:p>
     <w:p>
       <w:pPr>
-        <w:pStyle w:val="FirstParagraph"/>
+        <w:pStyle w:val="FrontMatter"/>
       </w:pPr>
       <w:r>
         <w:t xml:space="preserve">ENDRI BAKU</w:t>
@@ -21,7 +21,7 @@
     </w:p>
     <w:p>
       <w:pPr>
-        <w:pStyle w:val="BodyText"/>
+        <w:pStyle w:val="FrontMatter"/>
       </w:pPr>
       <w:r>
         <w:rPr>
@@ -33,7 +33,7 @@
     </w:p>
     <w:p>
       <w:pPr>
-        <w:pStyle w:val="BodyText"/>
+        <w:pStyle w:val="FrontMatter"/>
       </w:pPr>
       <w:r>
         <w:rPr>
@@ -4145,7 +4145,7 @@
       <w:r>
         <w:drawing>
           <wp:inline>
-            <wp:extent cx="3017520" cy="2055004"/>
+            <wp:extent cx="2377440" cy="1619094"/>
             <wp:effectExtent b="0" l="0" r="0" t="0"/>
             <wp:docPr descr="Figure 1. Producer–Consumer throughput vs buffer size N, per implementation." title="" id="23" name="Picture"/>
             <a:graphic>
@@ -4166,7 +4166,7 @@
                   <pic:spPr bwMode="auto">
                     <a:xfrm>
                       <a:off x="0" y="0"/>
-                      <a:ext cx="3017520" cy="2055004"/>
+                      <a:ext cx="2377440" cy="1619094"/>
                     </a:xfrm>
                     <a:prstGeom prst="rect">
                       <a:avLst/>
@@ -4517,7 +4517,7 @@
       <w:r>
         <w:drawing>
           <wp:inline>
-            <wp:extent cx="3017520" cy="1998550"/>
+            <wp:extent cx="2377440" cy="1574615"/>
             <wp:effectExtent b="0" l="0" r="0" t="0"/>
             <wp:docPr descr="Figure 2. Voluntary context switches vs total thread count, per implementation." title="" id="27" name="Picture"/>
             <a:graphic>
@@ -4538,7 +4538,7 @@
                   <pic:spPr bwMode="auto">
                     <a:xfrm>
                       <a:off x="0" y="0"/>
-                      <a:ext cx="3017520" cy="1998550"/>
+                      <a:ext cx="2377440" cy="1574615"/>
                     </a:xfrm>
                     <a:prstGeom prst="rect">
                       <a:avLst/>
@@ -4842,7 +4842,7 @@
       <w:r>
         <w:drawing>
           <wp:inline>
-            <wp:extent cx="3017520" cy="2035517"/>
+            <wp:extent cx="2377440" cy="1603741"/>
             <wp:effectExtent b="0" l="0" r="0" t="0"/>
             <wp:docPr descr="Figure 3. CPU utilization vs contention level, per implementation." title="" id="31" name="Picture"/>
             <a:graphic>
@@ -4863,7 +4863,7 @@
                   <pic:spPr bwMode="auto">
                     <a:xfrm>
                       <a:off x="0" y="0"/>
-                      <a:ext cx="3017520" cy="2035517"/>
+                      <a:ext cx="2377440" cy="1603741"/>
                     </a:xfrm>
                     <a:prstGeom prst="rect">
                       <a:avLst/>
@@ -5164,7 +5164,7 @@
       <w:r>
         <w:drawing>
           <wp:inline>
-            <wp:extent cx="3017520" cy="2049041"/>
+            <wp:extent cx="2377440" cy="1614396"/>
             <wp:effectExtent b="0" l="0" r="0" t="0"/>
             <wp:docPr descr="Figure 4. p95 hand-off latency vs buffer size N, per implementation." title="" id="35" name="Picture"/>
             <a:graphic>
@@ -5185,7 +5185,7 @@
                   <pic:spPr bwMode="auto">
                     <a:xfrm>
                       <a:off x="0" y="0"/>
-                      <a:ext cx="3017520" cy="2049041"/>
+                      <a:ext cx="2377440" cy="1614396"/>
                     </a:xfrm>
                     <a:prstGeom prst="rect">
                       <a:avLst/>
@@ -5229,7 +5229,7 @@
       <w:r>
         <w:drawing>
           <wp:inline>
-            <wp:extent cx="3017520" cy="1308574"/>
+            <wp:extent cx="2377440" cy="1030998"/>
             <wp:effectExtent b="0" l="0" r="0" t="0"/>
             <wp:docPr descr="Figure 5. Producer–Consumer per-implementation comparison across all metrics." title="" id="38" name="Picture"/>
             <a:graphic>
@@ -5250,7 +5250,7 @@
                   <pic:spPr bwMode="auto">
                     <a:xfrm>
                       <a:off x="0" y="0"/>
-                      <a:ext cx="3017520" cy="1308574"/>
+                      <a:ext cx="2377440" cy="1030998"/>
                     </a:xfrm>
                     <a:prstGeom prst="rect">
                       <a:avLst/>
@@ -5595,7 +5595,7 @@
       <w:r>
         <w:drawing>
           <wp:inline>
-            <wp:extent cx="3017520" cy="2064153"/>
+            <wp:extent cx="2377440" cy="1626302"/>
             <wp:effectExtent b="0" l="0" r="0" t="0"/>
             <wp:docPr descr="Figure 6. Total meals vs philosopher count P, per Dining Philosophers algorithm." title="" id="42" name="Picture"/>
             <a:graphic>
@@ -5616,7 +5616,7 @@
                   <pic:spPr bwMode="auto">
                     <a:xfrm>
                       <a:off x="0" y="0"/>
-                      <a:ext cx="3017520" cy="2064153"/>
+                      <a:ext cx="2377440" cy="1626302"/>
                     </a:xfrm>
                     <a:prstGeom prst="rect">
                       <a:avLst/>
@@ -5910,7 +5910,7 @@
       <w:r>
         <w:drawing>
           <wp:inline>
-            <wp:extent cx="3017520" cy="2049735"/>
+            <wp:extent cx="2377440" cy="1614943"/>
             <wp:effectExtent b="0" l="0" r="0" t="0"/>
             <wp:docPr descr="Figure 7. Deadlock frequency vs philosopher count P, per algorithm." title="" id="46" name="Picture"/>
             <a:graphic>
@@ -5931,7 +5931,7 @@
                   <pic:spPr bwMode="auto">
                     <a:xfrm>
                       <a:off x="0" y="0"/>
-                      <a:ext cx="3017520" cy="2049735"/>
+                      <a:ext cx="2377440" cy="1614943"/>
                     </a:xfrm>
                     <a:prstGeom prst="rect">
                       <a:avLst/>
@@ -5970,7 +5970,7 @@
     </w:p>
     <w:bookmarkEnd w:id="48"/>
     <w:bookmarkEnd w:id="49"/>
-    <w:bookmarkStart w:id="60" w:name="scalability-study"/>
+    <w:bookmarkStart w:id="53" w:name="scalability-study"/>
     <w:p>
       <w:pPr>
         <w:pStyle w:val="Heading2"/>
@@ -7606,13 +7606,23 @@
       </w:r>
     </w:p>
     <w:bookmarkEnd w:id="52"/>
-    <w:bookmarkStart w:id="59" w:name="memory"/>
+    <w:bookmarkEnd w:id="53"/>
+    <w:bookmarkStart w:id="72" w:name="comparative-analysis"/>
+    <w:p>
+      <w:pPr>
+        <w:pStyle w:val="Heading2"/>
+      </w:pPr>
+      <w:r>
+        <w:t xml:space="preserve">7. Comparative Analysis</w:t>
+      </w:r>
+    </w:p>
+    <w:bookmarkStart w:id="54" w:name="posix-threads-vs-java"/>
     <w:p>
       <w:pPr>
         <w:pStyle w:val="Heading3"/>
       </w:pPr>
       <w:r>
-        <w:t xml:space="preserve">6.4 Memory</w:t>
+        <w:t xml:space="preserve">7.1 POSIX threads vs Java</w:t>
       </w:r>
     </w:p>
     <w:p>
@@ -7620,43 +7630,693 @@
         <w:pStyle w:val="FirstParagraph"/>
       </w:pPr>
       <w:r>
-        <w:t xml:space="preserve">Peak resident memory was effectively flat across the sweep. The JVM baseline</w:t>
-      </w:r>
-      <w:r>
-        <w:t xml:space="preserve"> </w:t>
-      </w:r>
-      <w:r>
-        <w:t xml:space="preserve">(~43 MB RSS even at</w:t>
-      </w:r>
-      <w:r>
-        <w:t xml:space="preserve"> </w:t>
-      </w:r>
-      <w:r>
-        <w:rPr>
-          <w:rStyle w:val="VerbatimChar"/>
-        </w:rPr>
-        <w:t xml:space="preserve">M + K = 1</w:t>
-      </w:r>
-      <w:r>
-        <w:t xml:space="preserve">) dominates any per-thread cost, and the C</w:t>
-      </w:r>
-      <w:r>
-        <w:t xml:space="preserve"> </w:t>
-      </w:r>
-      <w:r>
-        <w:t xml:space="preserve">implementations sit far below it; thread stacks contributed only single-digit</w:t>
-      </w:r>
-      <w:r>
-        <w:t xml:space="preserve"> </w:t>
-      </w:r>
-      <w:r>
-        <w:t xml:space="preserve">megabytes even at the largest configurations. Memory is therefore not a</w:t>
-      </w:r>
-      <w:r>
-        <w:t xml:space="preserve"> </w:t>
-      </w:r>
-      <w:r>
-        <w:t xml:space="preserve">discriminating axis at the scales studied here.</w:t>
+        <w:t xml:space="preserve">At equivalent synchronization strategy, C and Java are surprisingly close on</w:t>
+      </w:r>
+      <w:r>
+        <w:t xml:space="preserve"> </w:t>
+      </w:r>
+      <w:r>
+        <w:rPr>
+          <w:i/>
+          <w:iCs/>
+        </w:rPr>
+        <w:t xml:space="preserve">correctness behaviour</w:t>
+      </w:r>
+      <w:r>
+        <w:t xml:space="preserve"> </w:t>
+      </w:r>
+      <w:r>
+        <w:t xml:space="preserve">and</w:t>
+      </w:r>
+      <w:r>
+        <w:t xml:space="preserve"> </w:t>
+      </w:r>
+      <w:r>
+        <w:rPr>
+          <w:i/>
+          <w:iCs/>
+        </w:rPr>
+        <w:t xml:space="preserve">fairness</w:t>
+      </w:r>
+      <w:r>
+        <w:t xml:space="preserve">, but diverge on</w:t>
+      </w:r>
+      <w:r>
+        <w:t xml:space="preserve"> </w:t>
+      </w:r>
+      <w:r>
+        <w:rPr>
+          <w:i/>
+          <w:iCs/>
+        </w:rPr>
+        <w:t xml:space="preserve">raw cost</w:t>
+      </w:r>
+      <w:r>
+        <w:t xml:space="preserve">. The clearest</w:t>
+      </w:r>
+      <w:r>
+        <w:t xml:space="preserve"> </w:t>
+      </w:r>
+      <w:r>
+        <w:t xml:space="preserve">apples-to-apples pair is the monitor:</w:t>
+      </w:r>
+      <w:r>
+        <w:t xml:space="preserve"> </w:t>
+      </w:r>
+      <w:r>
+        <w:rPr>
+          <w:rStyle w:val="VerbatimChar"/>
+        </w:rPr>
+        <w:t xml:space="preserve">c-pthreads-monitor</w:t>
+      </w:r>
+      <w:r>
+        <w:t xml:space="preserve"> </w:t>
+      </w:r>
+      <w:r>
+        <w:t xml:space="preserve">(1 281 mean meals)</w:t>
+      </w:r>
+      <w:r>
+        <w:t xml:space="preserve"> </w:t>
+      </w:r>
+      <w:r>
+        <w:t xml:space="preserve">and</w:t>
+      </w:r>
+      <w:r>
+        <w:t xml:space="preserve"> </w:t>
+      </w:r>
+      <w:r>
+        <w:rPr>
+          <w:rStyle w:val="VerbatimChar"/>
+        </w:rPr>
+        <w:t xml:space="preserve">java-monitor</w:t>
+      </w:r>
+      <w:r>
+        <w:t xml:space="preserve"> </w:t>
+      </w:r>
+      <w:r>
+        <w:t xml:space="preserve">(1 263) differ by under 2%, and at P = 200 they are within</w:t>
+      </w:r>
+      <w:r>
+        <w:t xml:space="preserve"> </w:t>
+      </w:r>
+      <w:r>
+        <w:t xml:space="preserve">1%. The JVM’s JIT compiler, given ≥ 5 warm-up-discarded repetitions, closes</w:t>
+      </w:r>
+      <w:r>
+        <w:t xml:space="preserve"> </w:t>
+      </w:r>
+      <w:r>
+        <w:t xml:space="preserve">almost the entire gap to native code for this workload.</w:t>
+      </w:r>
+    </w:p>
+    <w:p>
+      <w:pPr>
+        <w:pStyle w:val="BodyText"/>
+      </w:pPr>
+      <w:r>
+        <w:t xml:space="preserve">Two systematic differences remain. First,</w:t>
+      </w:r>
+      <w:r>
+        <w:t xml:space="preserve"> </w:t>
+      </w:r>
+      <w:r>
+        <w:rPr>
+          <w:b/>
+          <w:bCs/>
+        </w:rPr>
+        <w:t xml:space="preserve">the JVM has a fixed memory floor</w:t>
+      </w:r>
+      <w:r>
+        <w:t xml:space="preserve"> </w:t>
+      </w:r>
+      <w:r>
+        <w:t xml:space="preserve">(~43 MB) that C does not pay. Second,</w:t>
+      </w:r>
+      <w:r>
+        <w:t xml:space="preserve"> </w:t>
+      </w:r>
+      <w:r>
+        <w:rPr>
+          <w:b/>
+          <w:bCs/>
+        </w:rPr>
+        <w:t xml:space="preserve">Java’s resource-hierarchy and semaphore</w:t>
+      </w:r>
+      <w:r>
+        <w:rPr>
+          <w:b/>
+          <w:bCs/>
+        </w:rPr>
+        <w:t xml:space="preserve"> </w:t>
+      </w:r>
+      <w:r>
+        <w:rPr>
+          <w:b/>
+          <w:bCs/>
+        </w:rPr>
+        <w:t xml:space="preserve">solutions underperform their C counterparts</w:t>
+      </w:r>
+      <w:r>
+        <w:t xml:space="preserve"> </w:t>
+      </w:r>
+      <w:r>
+        <w:t xml:space="preserve">—</w:t>
+      </w:r>
+      <w:r>
+        <w:t xml:space="preserve"> </w:t>
+      </w:r>
+      <w:r>
+        <w:rPr>
+          <w:rStyle w:val="VerbatimChar"/>
+        </w:rPr>
+        <w:t xml:space="preserve">java-hierarchy</w:t>
+      </w:r>
+      <w:r>
+        <w:t xml:space="preserve"> </w:t>
+      </w:r>
+      <w:r>
+        <w:t xml:space="preserve">reaches only</w:t>
+      </w:r>
+      <w:r>
+        <w:t xml:space="preserve"> </w:t>
+      </w:r>
+      <w:r>
+        <w:t xml:space="preserve">64% of</w:t>
+      </w:r>
+      <w:r>
+        <w:t xml:space="preserve"> </w:t>
+      </w:r>
+      <w:r>
+        <w:rPr>
+          <w:rStyle w:val="VerbatimChar"/>
+        </w:rPr>
+        <w:t xml:space="preserve">c-pthreads-hierarchy</w:t>
+      </w:r>
+      <w:r>
+        <w:t xml:space="preserve">’s throughput at P = 200. The likely cause is that</w:t>
+      </w:r>
+      <w:r>
+        <w:t xml:space="preserve"> </w:t>
+      </w:r>
+      <w:r>
+        <w:rPr>
+          <w:rStyle w:val="VerbatimChar"/>
+        </w:rPr>
+        <w:t xml:space="preserve">java.util.concurrent.locks.ReentrantLock</w:t>
+      </w:r>
+      <w:r>
+        <w:t xml:space="preserve"> </w:t>
+      </w:r>
+      <w:r>
+        <w:t xml:space="preserve">and</w:t>
+      </w:r>
+      <w:r>
+        <w:t xml:space="preserve"> </w:t>
+      </w:r>
+      <w:r>
+        <w:rPr>
+          <w:rStyle w:val="VerbatimChar"/>
+        </w:rPr>
+        <w:t xml:space="preserve">Semaphore</w:t>
+      </w:r>
+      <w:r>
+        <w:t xml:space="preserve"> </w:t>
+      </w:r>
+      <w:r>
+        <w:t xml:space="preserve">carry more</w:t>
+      </w:r>
+      <w:r>
+        <w:t xml:space="preserve"> </w:t>
+      </w:r>
+      <w:r>
+        <w:t xml:space="preserve">bookkeeping (fairness queues, interrupt support) per acquisition than a raw</w:t>
+      </w:r>
+      <w:r>
+        <w:t xml:space="preserve"> </w:t>
+      </w:r>
+      <w:r>
+        <w:rPr>
+          <w:rStyle w:val="VerbatimChar"/>
+        </w:rPr>
+        <w:t xml:space="preserve">pthread_mutex_t</w:t>
+      </w:r>
+      <w:r>
+        <w:t xml:space="preserve">/</w:t>
+      </w:r>
+      <w:r>
+        <w:rPr>
+          <w:rStyle w:val="VerbatimChar"/>
+        </w:rPr>
+        <w:t xml:space="preserve">sem_t</w:t>
+      </w:r>
+      <w:r>
+        <w:t xml:space="preserve">, and that overhead is paid on every one of the two</w:t>
+      </w:r>
+      <w:r>
+        <w:t xml:space="preserve"> </w:t>
+      </w:r>
+      <w:r>
+        <w:t xml:space="preserve">fork acquisitions per meal.</w:t>
+      </w:r>
+    </w:p>
+    <w:bookmarkEnd w:id="54"/>
+    <w:bookmarkStart w:id="55" w:name="X09627b7346c4dd674d44efd5e4a1e8daf612aba"/>
+    <w:p>
+      <w:pPr>
+        <w:pStyle w:val="Heading3"/>
+      </w:pPr>
+      <w:r>
+        <w:t xml:space="preserve">7.2 Locks vs semaphores vs monitors vs lock-free</w:t>
+      </w:r>
+    </w:p>
+    <w:p>
+      <w:pPr>
+        <w:pStyle w:val="FirstParagraph"/>
+      </w:pPr>
+      <w:r>
+        <w:t xml:space="preserve">Synthesizing the evidence across both problems:</w:t>
+      </w:r>
+    </w:p>
+    <w:p>
+      <w:pPr>
+        <w:pStyle w:val="Compact"/>
+        <w:numPr>
+          <w:ilvl w:val="0"/>
+          <w:numId w:val="1006"/>
+        </w:numPr>
+      </w:pPr>
+      <w:r>
+        <w:rPr>
+          <w:b/>
+          <w:bCs/>
+        </w:rPr>
+        <w:t xml:space="preserve">Mutex alone</w:t>
+      </w:r>
+      <w:r>
+        <w:t xml:space="preserve"> </w:t>
+      </w:r>
+      <w:r>
+        <w:t xml:space="preserve">is insufficient for either problem’s condition</w:t>
+      </w:r>
+      <w:r>
+        <w:t xml:space="preserve"> </w:t>
+      </w:r>
+      <w:r>
+        <w:t xml:space="preserve">synchronization and is used only as a building block.</w:t>
+      </w:r>
+    </w:p>
+    <w:p>
+      <w:pPr>
+        <w:pStyle w:val="Compact"/>
+        <w:numPr>
+          <w:ilvl w:val="0"/>
+          <w:numId w:val="1006"/>
+        </w:numPr>
+      </w:pPr>
+      <w:r>
+        <w:rPr>
+          <w:b/>
+          <w:bCs/>
+        </w:rPr>
+        <w:t xml:space="preserve">Counting semaphores</w:t>
+      </w:r>
+      <w:r>
+        <w:t xml:space="preserve"> </w:t>
+      </w:r>
+      <w:r>
+        <w:t xml:space="preserve">(C Producer–Consumer; Java Dining room semaphore)</w:t>
+      </w:r>
+      <w:r>
+        <w:t xml:space="preserve"> </w:t>
+      </w:r>
+      <w:r>
+        <w:t xml:space="preserve">express condition synchronization directly and are fast at low-to-moderate</w:t>
+      </w:r>
+      <w:r>
+        <w:t xml:space="preserve"> </w:t>
+      </w:r>
+      <w:r>
+        <w:t xml:space="preserve">contention, but each semaphore is a separate serialization point. When a</w:t>
+      </w:r>
+      <w:r>
+        <w:t xml:space="preserve"> </w:t>
+      </w:r>
+      <w:r>
+        <w:t xml:space="preserve">problem needs several of them, the per-operation kernel cost compounds, and a</w:t>
+      </w:r>
+      <w:r>
+        <w:t xml:space="preserve"> </w:t>
+      </w:r>
+      <w:r>
+        <w:t xml:space="preserve">semaphore used as a</w:t>
+      </w:r>
+      <w:r>
+        <w:t xml:space="preserve"> </w:t>
+      </w:r>
+      <w:r>
+        <w:rPr>
+          <w:i/>
+          <w:iCs/>
+        </w:rPr>
+        <w:t xml:space="preserve">throttle</w:t>
+      </w:r>
+      <w:r>
+        <w:t xml:space="preserve"> </w:t>
+      </w:r>
+      <w:r>
+        <w:t xml:space="preserve">(the</w:t>
+      </w:r>
+      <w:r>
+        <w:t xml:space="preserve"> </w:t>
+      </w:r>
+      <w:r>
+        <w:rPr>
+          <w:rStyle w:val="VerbatimChar"/>
+        </w:rPr>
+        <w:t xml:space="preserve">N − 1</w:t>
+      </w:r>
+      <w:r>
+        <w:t xml:space="preserve"> </w:t>
+      </w:r>
+      <w:r>
+        <w:t xml:space="preserve">room limit) trades throughput for</w:t>
+      </w:r>
+      <w:r>
+        <w:t xml:space="preserve"> </w:t>
+      </w:r>
+      <w:r>
+        <w:t xml:space="preserve">a correctness guarantee.</w:t>
+      </w:r>
+    </w:p>
+    <w:p>
+      <w:pPr>
+        <w:pStyle w:val="Compact"/>
+        <w:numPr>
+          <w:ilvl w:val="0"/>
+          <w:numId w:val="1006"/>
+        </w:numPr>
+      </w:pPr>
+      <w:r>
+        <w:rPr>
+          <w:b/>
+          <w:bCs/>
+        </w:rPr>
+        <w:t xml:space="preserve">Monitors</w:t>
+      </w:r>
+      <w:r>
+        <w:t xml:space="preserve"> </w:t>
+      </w:r>
+      <w:r>
+        <w:t xml:space="preserve">centralize all condition logic behind one lock and one</w:t>
+      </w:r>
+      <w:r>
+        <w:t xml:space="preserve"> </w:t>
+      </w:r>
+      <w:r>
+        <w:rPr>
+          <w:rStyle w:val="VerbatimChar"/>
+        </w:rPr>
+        <w:t xml:space="preserve">notify</w:t>
+      </w:r>
+      <w:r>
+        <w:t xml:space="preserve">/</w:t>
+      </w:r>
+      <w:r>
+        <w:rPr>
+          <w:rStyle w:val="VerbatimChar"/>
+        </w:rPr>
+        <w:t xml:space="preserve">notifyAll</w:t>
+      </w:r>
+      <w:r>
+        <w:t xml:space="preserve">. This is ergonomic and correct, and competitive at low</w:t>
+      </w:r>
+      <w:r>
+        <w:t xml:space="preserve"> </w:t>
+      </w:r>
+      <w:r>
+        <w:t xml:space="preserve">contention, but</w:t>
+      </w:r>
+      <w:r>
+        <w:t xml:space="preserve"> </w:t>
+      </w:r>
+      <w:r>
+        <w:rPr>
+          <w:rStyle w:val="VerbatimChar"/>
+        </w:rPr>
+        <w:t xml:space="preserve">notifyAll</w:t>
+      </w:r>
+      <w:r>
+        <w:t xml:space="preserve"> </w:t>
+      </w:r>
+      <w:r>
+        <w:t xml:space="preserve">causes a thundering herd that inflates tail</w:t>
+      </w:r>
+      <w:r>
+        <w:t xml:space="preserve"> </w:t>
+      </w:r>
+      <w:r>
+        <w:t xml:space="preserve">latency, and the single monitor lock becomes the bottleneck as threads are</w:t>
+      </w:r>
+      <w:r>
+        <w:t xml:space="preserve"> </w:t>
+      </w:r>
+      <w:r>
+        <w:t xml:space="preserve">added — hence the Java monitor’s monotone throughput</w:t>
+      </w:r>
+      <w:r>
+        <w:t xml:space="preserve"> </w:t>
+      </w:r>
+      <w:r>
+        <w:rPr>
+          <w:i/>
+          <w:iCs/>
+        </w:rPr>
+        <w:t xml:space="preserve">decline</w:t>
+      </w:r>
+      <w:r>
+        <w:t xml:space="preserve"> </w:t>
+      </w:r>
+      <w:r>
+        <w:t xml:space="preserve">in Table 7.</w:t>
+      </w:r>
+    </w:p>
+    <w:p>
+      <w:pPr>
+        <w:pStyle w:val="Compact"/>
+        <w:numPr>
+          <w:ilvl w:val="0"/>
+          <w:numId w:val="1006"/>
+        </w:numPr>
+      </w:pPr>
+      <w:r>
+        <w:rPr>
+          <w:b/>
+          <w:bCs/>
+        </w:rPr>
+        <w:t xml:space="preserve">Lock-free</w:t>
+      </w:r>
+      <w:r>
+        <w:t xml:space="preserve"> </w:t>
+      </w:r>
+      <w:r>
+        <w:t xml:space="preserve">wins decisively on throughput (7.8×), context switches (110×</w:t>
+      </w:r>
+      <w:r>
+        <w:t xml:space="preserve"> </w:t>
+      </w:r>
+      <w:r>
+        <w:t xml:space="preserve">fewer) and tail latency (12× lower) whenever spare CPU exists to absorb the</w:t>
+      </w:r>
+      <w:r>
+        <w:t xml:space="preserve"> </w:t>
+      </w:r>
+      <w:r>
+        <w:t xml:space="preserve">spinning. Its 270% CPU draw is the entire cost.</w:t>
+      </w:r>
+    </w:p>
+    <w:bookmarkEnd w:id="55"/>
+    <w:bookmarkStart w:id="71" w:name="X745a5bdd292fdeb6d8c8ab73779bb769065b4b3"/>
+    <w:p>
+      <w:pPr>
+        <w:pStyle w:val="Heading3"/>
+      </w:pPr>
+      <w:r>
+        <w:t xml:space="preserve">7.3 The resource-hierarchy effect and fairness</w:t>
+      </w:r>
+    </w:p>
+    <w:p>
+      <w:pPr>
+        <w:pStyle w:val="FirstParagraph"/>
+      </w:pPr>
+      <w:r>
+        <w:t xml:space="preserve">Among the deadlock-free Dining Philosophers solutions,</w:t>
+      </w:r>
+      <w:r>
+        <w:t xml:space="preserve"> </w:t>
+      </w:r>
+      <w:r>
+        <w:rPr>
+          <w:b/>
+          <w:bCs/>
+        </w:rPr>
+        <w:t xml:space="preserve">resource hierarchy is</w:t>
+      </w:r>
+      <w:r>
+        <w:rPr>
+          <w:b/>
+          <w:bCs/>
+        </w:rPr>
+        <w:t xml:space="preserve"> </w:t>
+      </w:r>
+      <w:r>
+        <w:rPr>
+          <w:b/>
+          <w:bCs/>
+        </w:rPr>
+        <w:t xml:space="preserve">the best all-rounder</w:t>
+      </w:r>
+      <w:r>
+        <w:t xml:space="preserve">: it matches the monitor’s throughput, eliminates deadlock</w:t>
+      </w:r>
+      <w:r>
+        <w:t xml:space="preserve"> </w:t>
+      </w:r>
+      <w:r>
+        <w:t xml:space="preserve">by construction with no central data structure, and the C version is the most</w:t>
+      </w:r>
+      <w:r>
+        <w:t xml:space="preserve"> </w:t>
+      </w:r>
+      <w:r>
+        <w:rPr>
+          <w:i/>
+          <w:iCs/>
+        </w:rPr>
+        <w:t xml:space="preserve">fair</w:t>
+      </w:r>
+      <w:r>
+        <w:t xml:space="preserve"> </w:t>
+      </w:r>
+      <w:r>
+        <w:t xml:space="preserve">solution measured — the coefficient of variation of per-philosopher meal</w:t>
+      </w:r>
+      <w:r>
+        <w:t xml:space="preserve"> </w:t>
+      </w:r>
+      <w:r>
+        <w:t xml:space="preserve">counts is just 0.038.</w:t>
+      </w:r>
+    </w:p>
+    <w:p>
+      <w:pPr>
+        <w:pStyle w:val="BodyText"/>
+      </w:pPr>
+      <w:r>
+        <w:t xml:space="preserve">Fairness, however, is implementation- not strategy-determined. The</w:t>
+      </w:r>
+      <w:r>
+        <w:t xml:space="preserve"> </w:t>
+      </w:r>
+      <w:r>
+        <w:rPr>
+          <w:rStyle w:val="VerbatimChar"/>
+        </w:rPr>
+        <w:t xml:space="preserve">dp-starvation</w:t>
+      </w:r>
+      <w:r>
+        <w:t xml:space="preserve"> </w:t>
+      </w:r>
+      <w:r>
+        <w:t xml:space="preserve">stress preset, which tunes delays to expose unfair scheduling,</w:t>
+      </w:r>
+      <w:r>
+        <w:t xml:space="preserve"> </w:t>
+      </w:r>
+      <w:r>
+        <w:t xml:space="preserve">shows the spread starkly: the Java semaphore solution is the</w:t>
+      </w:r>
+      <w:r>
+        <w:t xml:space="preserve"> </w:t>
+      </w:r>
+      <w:r>
+        <w:rPr>
+          <w:i/>
+          <w:iCs/>
+        </w:rPr>
+        <w:t xml:space="preserve">fairest</w:t>
+      </w:r>
+      <w:r>
+        <w:t xml:space="preserve"> </w:t>
+      </w:r>
+      <w:r>
+        <w:t xml:space="preserve">(CV</w:t>
+      </w:r>
+      <w:r>
+        <w:t xml:space="preserve"> </w:t>
+      </w:r>
+      <w:r>
+        <w:t xml:space="preserve">0.039, every philosopher within one meal of every other) precisely because its</w:t>
+      </w:r>
+      <w:r>
+        <w:t xml:space="preserve"> </w:t>
+      </w:r>
+      <w:r>
+        <w:t xml:space="preserve">room semaphore serializes admission, while</w:t>
+      </w:r>
+      <w:r>
+        <w:t xml:space="preserve"> </w:t>
+      </w:r>
+      <w:r>
+        <w:rPr>
+          <w:rStyle w:val="VerbatimChar"/>
+        </w:rPr>
+        <w:t xml:space="preserve">java-hierarchy</w:t>
+      </w:r>
+      <w:r>
+        <w:t xml:space="preserve"> </w:t>
+      </w:r>
+      <w:r>
+        <w:t xml:space="preserve">is the</w:t>
+      </w:r>
+      <w:r>
+        <w:t xml:space="preserve"> </w:t>
+      </w:r>
+      <w:r>
+        <w:rPr>
+          <w:i/>
+          <w:iCs/>
+        </w:rPr>
+        <w:t xml:space="preserve">least</w:t>
+      </w:r>
+      <w:r>
+        <w:t xml:space="preserve"> </w:t>
+      </w:r>
+      <w:r>
+        <w:t xml:space="preserve">fair</w:t>
+      </w:r>
+      <w:r>
+        <w:t xml:space="preserve"> </w:t>
+      </w:r>
+      <w:r>
+        <w:t xml:space="preserve">(CV 0.335 — one philosopher gets 10 meals while another gets 26). The same</w:t>
+      </w:r>
+      <w:r>
+        <w:t xml:space="preserve"> </w:t>
+      </w:r>
+      <w:r>
+        <w:t xml:space="preserve">ordered-locking idea is both the fairest solution in C and the least fair in</w:t>
+      </w:r>
+      <w:r>
+        <w:t xml:space="preserve"> </w:t>
+      </w:r>
+      <w:r>
+        <w:t xml:space="preserve">Java, which means fairness here is a property of the underlying lock’s wake-up</w:t>
+      </w:r>
+      <w:r>
+        <w:t xml:space="preserve"> </w:t>
+      </w:r>
+      <w:r>
+        <w:t xml:space="preserve">policy (FIFO vs unfair) rather than of the high-level algorithm.</w:t>
       </w:r>
     </w:p>
     <w:p>
@@ -7666,20 +8326,20 @@
       <w:r>
         <w:drawing>
           <wp:inline>
-            <wp:extent cx="3017520" cy="1985657"/>
+            <wp:extent cx="2377440" cy="1614943"/>
             <wp:effectExtent b="0" l="0" r="0" t="0"/>
-            <wp:docPr descr="Figure 8. Peak resident memory vs buffer size N (Producer–Consumer)." title="" id="54" name="Picture"/>
+            <wp:docPr descr="Figure 8. Fairness (coefficient of variation of per-philosopher meals) vs P." title="" id="57" name="Picture"/>
             <a:graphic>
               <a:graphicData uri="http://schemas.openxmlformats.org/drawingml/2006/picture">
                 <pic:pic>
                   <pic:nvPicPr>
-                    <pic:cNvPr descr="../figures/pc/rss_vs_N.png" id="55" name="Picture"/>
+                    <pic:cNvPr descr="../figures/dp/fairness_vs_P.png" id="58" name="Picture"/>
                     <pic:cNvPicPr>
                       <a:picLocks noChangeArrowheads="1" noChangeAspect="1"/>
                     </pic:cNvPicPr>
                   </pic:nvPicPr>
                   <pic:blipFill>
-                    <a:blip r:embed="rId53"/>
+                    <a:blip r:embed="rId56"/>
                     <a:stretch>
                       <a:fillRect/>
                     </a:stretch>
@@ -7687,7 +8347,7 @@
                   <pic:spPr bwMode="auto">
                     <a:xfrm>
                       <a:off x="0" y="0"/>
-                      <a:ext cx="3017520" cy="1985657"/>
+                      <a:ext cx="2377440" cy="1614943"/>
                     </a:xfrm>
                     <a:prstGeom prst="rect">
                       <a:avLst/>
@@ -7721,7 +8381,7 @@
         <w:t xml:space="preserve"> </w:t>
       </w:r>
       <w:r>
-        <w:t xml:space="preserve">Peak resident memory vs buffer size N (Producer–Consumer).</w:t>
+        <w:t xml:space="preserve">Fairness (coefficient of variation of per-philosopher meals) vs P.</w:t>
       </w:r>
     </w:p>
     <w:p>
@@ -7731,20 +8391,20 @@
       <w:r>
         <w:drawing>
           <wp:inline>
-            <wp:extent cx="3017520" cy="1980565"/>
+            <wp:extent cx="2377440" cy="1552586"/>
             <wp:effectExtent b="0" l="0" r="0" t="0"/>
-            <wp:docPr descr="Figure 9. Peak resident memory vs philosopher count P (Dining Philosophers)." title="" id="57" name="Picture"/>
+            <wp:docPr descr="Figure 9. p95 philosopher wait time vs P, per algorithm." title="" id="60" name="Picture"/>
             <a:graphic>
               <a:graphicData uri="http://schemas.openxmlformats.org/drawingml/2006/picture">
                 <pic:pic>
                   <pic:nvPicPr>
-                    <pic:cNvPr descr="../figures/dp/rss_vs_P.png" id="58" name="Picture"/>
+                    <pic:cNvPr descr="../figures/dp/wait_p95_vs_P.png" id="61" name="Picture"/>
                     <pic:cNvPicPr>
                       <a:picLocks noChangeArrowheads="1" noChangeAspect="1"/>
                     </pic:cNvPicPr>
                   </pic:nvPicPr>
                   <pic:blipFill>
-                    <a:blip r:embed="rId56"/>
+                    <a:blip r:embed="rId59"/>
                     <a:stretch>
                       <a:fillRect/>
                     </a:stretch>
@@ -7752,7 +8412,7 @@
                   <pic:spPr bwMode="auto">
                     <a:xfrm>
                       <a:off x="0" y="0"/>
-                      <a:ext cx="3017520" cy="1980565"/>
+                      <a:ext cx="2377440" cy="1552586"/>
                     </a:xfrm>
                     <a:prstGeom prst="rect">
                       <a:avLst/>
@@ -7786,721 +8446,7 @@
         <w:t xml:space="preserve"> </w:t>
       </w:r>
       <w:r>
-        <w:t xml:space="preserve">Peak resident memory vs philosopher count P (Dining Philosophers).</w:t>
-      </w:r>
-    </w:p>
-    <w:bookmarkEnd w:id="59"/>
-    <w:bookmarkEnd w:id="60"/>
-    <w:bookmarkStart w:id="79" w:name="comparative-analysis"/>
-    <w:p>
-      <w:pPr>
-        <w:pStyle w:val="Heading2"/>
-      </w:pPr>
-      <w:r>
-        <w:t xml:space="preserve">7. Comparative Analysis</w:t>
-      </w:r>
-    </w:p>
-    <w:bookmarkStart w:id="61" w:name="posix-threads-vs-java"/>
-    <w:p>
-      <w:pPr>
-        <w:pStyle w:val="Heading3"/>
-      </w:pPr>
-      <w:r>
-        <w:t xml:space="preserve">7.1 POSIX threads vs Java</w:t>
-      </w:r>
-    </w:p>
-    <w:p>
-      <w:pPr>
-        <w:pStyle w:val="FirstParagraph"/>
-      </w:pPr>
-      <w:r>
-        <w:t xml:space="preserve">At equivalent synchronization strategy, C and Java are surprisingly close on</w:t>
-      </w:r>
-      <w:r>
-        <w:t xml:space="preserve"> </w:t>
-      </w:r>
-      <w:r>
-        <w:rPr>
-          <w:i/>
-          <w:iCs/>
-        </w:rPr>
-        <w:t xml:space="preserve">correctness behaviour</w:t>
-      </w:r>
-      <w:r>
-        <w:t xml:space="preserve"> </w:t>
-      </w:r>
-      <w:r>
-        <w:t xml:space="preserve">and</w:t>
-      </w:r>
-      <w:r>
-        <w:t xml:space="preserve"> </w:t>
-      </w:r>
-      <w:r>
-        <w:rPr>
-          <w:i/>
-          <w:iCs/>
-        </w:rPr>
-        <w:t xml:space="preserve">fairness</w:t>
-      </w:r>
-      <w:r>
-        <w:t xml:space="preserve">, but diverge on</w:t>
-      </w:r>
-      <w:r>
-        <w:t xml:space="preserve"> </w:t>
-      </w:r>
-      <w:r>
-        <w:rPr>
-          <w:i/>
-          <w:iCs/>
-        </w:rPr>
-        <w:t xml:space="preserve">raw cost</w:t>
-      </w:r>
-      <w:r>
-        <w:t xml:space="preserve">. The clearest</w:t>
-      </w:r>
-      <w:r>
-        <w:t xml:space="preserve"> </w:t>
-      </w:r>
-      <w:r>
-        <w:t xml:space="preserve">apples-to-apples pair is the monitor:</w:t>
-      </w:r>
-      <w:r>
-        <w:t xml:space="preserve"> </w:t>
-      </w:r>
-      <w:r>
-        <w:rPr>
-          <w:rStyle w:val="VerbatimChar"/>
-        </w:rPr>
-        <w:t xml:space="preserve">c-pthreads-monitor</w:t>
-      </w:r>
-      <w:r>
-        <w:t xml:space="preserve"> </w:t>
-      </w:r>
-      <w:r>
-        <w:t xml:space="preserve">(1 281 mean meals)</w:t>
-      </w:r>
-      <w:r>
-        <w:t xml:space="preserve"> </w:t>
-      </w:r>
-      <w:r>
-        <w:t xml:space="preserve">and</w:t>
-      </w:r>
-      <w:r>
-        <w:t xml:space="preserve"> </w:t>
-      </w:r>
-      <w:r>
-        <w:rPr>
-          <w:rStyle w:val="VerbatimChar"/>
-        </w:rPr>
-        <w:t xml:space="preserve">java-monitor</w:t>
-      </w:r>
-      <w:r>
-        <w:t xml:space="preserve"> </w:t>
-      </w:r>
-      <w:r>
-        <w:t xml:space="preserve">(1 263) differ by under 2%, and at P = 200 they are within</w:t>
-      </w:r>
-      <w:r>
-        <w:t xml:space="preserve"> </w:t>
-      </w:r>
-      <w:r>
-        <w:t xml:space="preserve">1%. The JVM’s JIT compiler, given ≥ 5 warm-up-discarded repetitions, closes</w:t>
-      </w:r>
-      <w:r>
-        <w:t xml:space="preserve"> </w:t>
-      </w:r>
-      <w:r>
-        <w:t xml:space="preserve">almost the entire gap to native code for this workload.</w:t>
-      </w:r>
-    </w:p>
-    <w:p>
-      <w:pPr>
-        <w:pStyle w:val="BodyText"/>
-      </w:pPr>
-      <w:r>
-        <w:t xml:space="preserve">Two systematic differences remain. First,</w:t>
-      </w:r>
-      <w:r>
-        <w:t xml:space="preserve"> </w:t>
-      </w:r>
-      <w:r>
-        <w:rPr>
-          <w:b/>
-          <w:bCs/>
-        </w:rPr>
-        <w:t xml:space="preserve">the JVM has a fixed memory floor</w:t>
-      </w:r>
-      <w:r>
-        <w:t xml:space="preserve"> </w:t>
-      </w:r>
-      <w:r>
-        <w:t xml:space="preserve">(~43 MB) that C does not pay. Second,</w:t>
-      </w:r>
-      <w:r>
-        <w:t xml:space="preserve"> </w:t>
-      </w:r>
-      <w:r>
-        <w:rPr>
-          <w:b/>
-          <w:bCs/>
-        </w:rPr>
-        <w:t xml:space="preserve">Java’s resource-hierarchy and semaphore</w:t>
-      </w:r>
-      <w:r>
-        <w:rPr>
-          <w:b/>
-          <w:bCs/>
-        </w:rPr>
-        <w:t xml:space="preserve"> </w:t>
-      </w:r>
-      <w:r>
-        <w:rPr>
-          <w:b/>
-          <w:bCs/>
-        </w:rPr>
-        <w:t xml:space="preserve">solutions underperform their C counterparts</w:t>
-      </w:r>
-      <w:r>
-        <w:t xml:space="preserve"> </w:t>
-      </w:r>
-      <w:r>
-        <w:t xml:space="preserve">—</w:t>
-      </w:r>
-      <w:r>
-        <w:t xml:space="preserve"> </w:t>
-      </w:r>
-      <w:r>
-        <w:rPr>
-          <w:rStyle w:val="VerbatimChar"/>
-        </w:rPr>
-        <w:t xml:space="preserve">java-hierarchy</w:t>
-      </w:r>
-      <w:r>
-        <w:t xml:space="preserve"> </w:t>
-      </w:r>
-      <w:r>
-        <w:t xml:space="preserve">reaches only</w:t>
-      </w:r>
-      <w:r>
-        <w:t xml:space="preserve"> </w:t>
-      </w:r>
-      <w:r>
-        <w:t xml:space="preserve">64% of</w:t>
-      </w:r>
-      <w:r>
-        <w:t xml:space="preserve"> </w:t>
-      </w:r>
-      <w:r>
-        <w:rPr>
-          <w:rStyle w:val="VerbatimChar"/>
-        </w:rPr>
-        <w:t xml:space="preserve">c-pthreads-hierarchy</w:t>
-      </w:r>
-      <w:r>
-        <w:t xml:space="preserve">’s throughput at P = 200. The likely cause is that</w:t>
-      </w:r>
-      <w:r>
-        <w:t xml:space="preserve"> </w:t>
-      </w:r>
-      <w:r>
-        <w:rPr>
-          <w:rStyle w:val="VerbatimChar"/>
-        </w:rPr>
-        <w:t xml:space="preserve">java.util.concurrent.locks.ReentrantLock</w:t>
-      </w:r>
-      <w:r>
-        <w:t xml:space="preserve"> </w:t>
-      </w:r>
-      <w:r>
-        <w:t xml:space="preserve">and</w:t>
-      </w:r>
-      <w:r>
-        <w:t xml:space="preserve"> </w:t>
-      </w:r>
-      <w:r>
-        <w:rPr>
-          <w:rStyle w:val="VerbatimChar"/>
-        </w:rPr>
-        <w:t xml:space="preserve">Semaphore</w:t>
-      </w:r>
-      <w:r>
-        <w:t xml:space="preserve"> </w:t>
-      </w:r>
-      <w:r>
-        <w:t xml:space="preserve">carry more</w:t>
-      </w:r>
-      <w:r>
-        <w:t xml:space="preserve"> </w:t>
-      </w:r>
-      <w:r>
-        <w:t xml:space="preserve">bookkeeping (fairness queues, interrupt support) per acquisition than a raw</w:t>
-      </w:r>
-      <w:r>
-        <w:t xml:space="preserve"> </w:t>
-      </w:r>
-      <w:r>
-        <w:rPr>
-          <w:rStyle w:val="VerbatimChar"/>
-        </w:rPr>
-        <w:t xml:space="preserve">pthread_mutex_t</w:t>
-      </w:r>
-      <w:r>
-        <w:t xml:space="preserve">/</w:t>
-      </w:r>
-      <w:r>
-        <w:rPr>
-          <w:rStyle w:val="VerbatimChar"/>
-        </w:rPr>
-        <w:t xml:space="preserve">sem_t</w:t>
-      </w:r>
-      <w:r>
-        <w:t xml:space="preserve">, and that overhead is paid on every one of the two</w:t>
-      </w:r>
-      <w:r>
-        <w:t xml:space="preserve"> </w:t>
-      </w:r>
-      <w:r>
-        <w:t xml:space="preserve">fork acquisitions per meal.</w:t>
-      </w:r>
-    </w:p>
-    <w:bookmarkEnd w:id="61"/>
-    <w:bookmarkStart w:id="62" w:name="X09627b7346c4dd674d44efd5e4a1e8daf612aba"/>
-    <w:p>
-      <w:pPr>
-        <w:pStyle w:val="Heading3"/>
-      </w:pPr>
-      <w:r>
-        <w:t xml:space="preserve">7.2 Locks vs semaphores vs monitors vs lock-free</w:t>
-      </w:r>
-    </w:p>
-    <w:p>
-      <w:pPr>
-        <w:pStyle w:val="FirstParagraph"/>
-      </w:pPr>
-      <w:r>
-        <w:t xml:space="preserve">Synthesizing the evidence across both problems:</w:t>
-      </w:r>
-    </w:p>
-    <w:p>
-      <w:pPr>
-        <w:pStyle w:val="Compact"/>
-        <w:numPr>
-          <w:ilvl w:val="0"/>
-          <w:numId w:val="1006"/>
-        </w:numPr>
-      </w:pPr>
-      <w:r>
-        <w:rPr>
-          <w:b/>
-          <w:bCs/>
-        </w:rPr>
-        <w:t xml:space="preserve">Mutex alone</w:t>
-      </w:r>
-      <w:r>
-        <w:t xml:space="preserve"> </w:t>
-      </w:r>
-      <w:r>
-        <w:t xml:space="preserve">is insufficient for either problem’s condition</w:t>
-      </w:r>
-      <w:r>
-        <w:t xml:space="preserve"> </w:t>
-      </w:r>
-      <w:r>
-        <w:t xml:space="preserve">synchronization and is used only as a building block.</w:t>
-      </w:r>
-    </w:p>
-    <w:p>
-      <w:pPr>
-        <w:pStyle w:val="Compact"/>
-        <w:numPr>
-          <w:ilvl w:val="0"/>
-          <w:numId w:val="1006"/>
-        </w:numPr>
-      </w:pPr>
-      <w:r>
-        <w:rPr>
-          <w:b/>
-          <w:bCs/>
-        </w:rPr>
-        <w:t xml:space="preserve">Counting semaphores</w:t>
-      </w:r>
-      <w:r>
-        <w:t xml:space="preserve"> </w:t>
-      </w:r>
-      <w:r>
-        <w:t xml:space="preserve">(C Producer–Consumer; Java Dining room semaphore)</w:t>
-      </w:r>
-      <w:r>
-        <w:t xml:space="preserve"> </w:t>
-      </w:r>
-      <w:r>
-        <w:t xml:space="preserve">express condition synchronization directly and are fast at low-to-moderate</w:t>
-      </w:r>
-      <w:r>
-        <w:t xml:space="preserve"> </w:t>
-      </w:r>
-      <w:r>
-        <w:t xml:space="preserve">contention, but each semaphore is a separate serialization point. When a</w:t>
-      </w:r>
-      <w:r>
-        <w:t xml:space="preserve"> </w:t>
-      </w:r>
-      <w:r>
-        <w:t xml:space="preserve">problem needs several of them, the per-operation kernel cost compounds, and a</w:t>
-      </w:r>
-      <w:r>
-        <w:t xml:space="preserve"> </w:t>
-      </w:r>
-      <w:r>
-        <w:t xml:space="preserve">semaphore used as a</w:t>
-      </w:r>
-      <w:r>
-        <w:t xml:space="preserve"> </w:t>
-      </w:r>
-      <w:r>
-        <w:rPr>
-          <w:i/>
-          <w:iCs/>
-        </w:rPr>
-        <w:t xml:space="preserve">throttle</w:t>
-      </w:r>
-      <w:r>
-        <w:t xml:space="preserve"> </w:t>
-      </w:r>
-      <w:r>
-        <w:t xml:space="preserve">(the</w:t>
-      </w:r>
-      <w:r>
-        <w:t xml:space="preserve"> </w:t>
-      </w:r>
-      <w:r>
-        <w:rPr>
-          <w:rStyle w:val="VerbatimChar"/>
-        </w:rPr>
-        <w:t xml:space="preserve">N − 1</w:t>
-      </w:r>
-      <w:r>
-        <w:t xml:space="preserve"> </w:t>
-      </w:r>
-      <w:r>
-        <w:t xml:space="preserve">room limit) trades throughput for</w:t>
-      </w:r>
-      <w:r>
-        <w:t xml:space="preserve"> </w:t>
-      </w:r>
-      <w:r>
-        <w:t xml:space="preserve">a correctness guarantee.</w:t>
-      </w:r>
-    </w:p>
-    <w:p>
-      <w:pPr>
-        <w:pStyle w:val="Compact"/>
-        <w:numPr>
-          <w:ilvl w:val="0"/>
-          <w:numId w:val="1006"/>
-        </w:numPr>
-      </w:pPr>
-      <w:r>
-        <w:rPr>
-          <w:b/>
-          <w:bCs/>
-        </w:rPr>
-        <w:t xml:space="preserve">Monitors</w:t>
-      </w:r>
-      <w:r>
-        <w:t xml:space="preserve"> </w:t>
-      </w:r>
-      <w:r>
-        <w:t xml:space="preserve">centralize all condition logic behind one lock and one</w:t>
-      </w:r>
-      <w:r>
-        <w:t xml:space="preserve"> </w:t>
-      </w:r>
-      <w:r>
-        <w:rPr>
-          <w:rStyle w:val="VerbatimChar"/>
-        </w:rPr>
-        <w:t xml:space="preserve">notify</w:t>
-      </w:r>
-      <w:r>
-        <w:t xml:space="preserve">/</w:t>
-      </w:r>
-      <w:r>
-        <w:rPr>
-          <w:rStyle w:val="VerbatimChar"/>
-        </w:rPr>
-        <w:t xml:space="preserve">notifyAll</w:t>
-      </w:r>
-      <w:r>
-        <w:t xml:space="preserve">. This is ergonomic and correct, and competitive at low</w:t>
-      </w:r>
-      <w:r>
-        <w:t xml:space="preserve"> </w:t>
-      </w:r>
-      <w:r>
-        <w:t xml:space="preserve">contention, but</w:t>
-      </w:r>
-      <w:r>
-        <w:t xml:space="preserve"> </w:t>
-      </w:r>
-      <w:r>
-        <w:rPr>
-          <w:rStyle w:val="VerbatimChar"/>
-        </w:rPr>
-        <w:t xml:space="preserve">notifyAll</w:t>
-      </w:r>
-      <w:r>
-        <w:t xml:space="preserve"> </w:t>
-      </w:r>
-      <w:r>
-        <w:t xml:space="preserve">causes a thundering herd that inflates tail</w:t>
-      </w:r>
-      <w:r>
-        <w:t xml:space="preserve"> </w:t>
-      </w:r>
-      <w:r>
-        <w:t xml:space="preserve">latency, and the single monitor lock becomes the bottleneck as threads are</w:t>
-      </w:r>
-      <w:r>
-        <w:t xml:space="preserve"> </w:t>
-      </w:r>
-      <w:r>
-        <w:t xml:space="preserve">added — hence the Java monitor’s monotone throughput</w:t>
-      </w:r>
-      <w:r>
-        <w:t xml:space="preserve"> </w:t>
-      </w:r>
-      <w:r>
-        <w:rPr>
-          <w:i/>
-          <w:iCs/>
-        </w:rPr>
-        <w:t xml:space="preserve">decline</w:t>
-      </w:r>
-      <w:r>
-        <w:t xml:space="preserve"> </w:t>
-      </w:r>
-      <w:r>
-        <w:t xml:space="preserve">in Table 7.</w:t>
-      </w:r>
-    </w:p>
-    <w:p>
-      <w:pPr>
-        <w:pStyle w:val="Compact"/>
-        <w:numPr>
-          <w:ilvl w:val="0"/>
-          <w:numId w:val="1006"/>
-        </w:numPr>
-      </w:pPr>
-      <w:r>
-        <w:rPr>
-          <w:b/>
-          <w:bCs/>
-        </w:rPr>
-        <w:t xml:space="preserve">Lock-free</w:t>
-      </w:r>
-      <w:r>
-        <w:t xml:space="preserve"> </w:t>
-      </w:r>
-      <w:r>
-        <w:t xml:space="preserve">wins decisively on throughput (7.8×), context switches (110×</w:t>
-      </w:r>
-      <w:r>
-        <w:t xml:space="preserve"> </w:t>
-      </w:r>
-      <w:r>
-        <w:t xml:space="preserve">fewer) and tail latency (12× lower) whenever spare CPU exists to absorb the</w:t>
-      </w:r>
-      <w:r>
-        <w:t xml:space="preserve"> </w:t>
-      </w:r>
-      <w:r>
-        <w:t xml:space="preserve">spinning. Its 270% CPU draw is the entire cost.</w:t>
-      </w:r>
-    </w:p>
-    <w:bookmarkEnd w:id="62"/>
-    <w:bookmarkStart w:id="78" w:name="X745a5bdd292fdeb6d8c8ab73779bb769065b4b3"/>
-    <w:p>
-      <w:pPr>
-        <w:pStyle w:val="Heading3"/>
-      </w:pPr>
-      <w:r>
-        <w:t xml:space="preserve">7.3 The resource-hierarchy effect and fairness</w:t>
-      </w:r>
-    </w:p>
-    <w:p>
-      <w:pPr>
-        <w:pStyle w:val="FirstParagraph"/>
-      </w:pPr>
-      <w:r>
-        <w:t xml:space="preserve">Among the deadlock-free Dining Philosophers solutions,</w:t>
-      </w:r>
-      <w:r>
-        <w:t xml:space="preserve"> </w:t>
-      </w:r>
-      <w:r>
-        <w:rPr>
-          <w:b/>
-          <w:bCs/>
-        </w:rPr>
-        <w:t xml:space="preserve">resource hierarchy is</w:t>
-      </w:r>
-      <w:r>
-        <w:rPr>
-          <w:b/>
-          <w:bCs/>
-        </w:rPr>
-        <w:t xml:space="preserve"> </w:t>
-      </w:r>
-      <w:r>
-        <w:rPr>
-          <w:b/>
-          <w:bCs/>
-        </w:rPr>
-        <w:t xml:space="preserve">the best all-rounder</w:t>
-      </w:r>
-      <w:r>
-        <w:t xml:space="preserve">: it matches the monitor’s throughput, eliminates deadlock</w:t>
-      </w:r>
-      <w:r>
-        <w:t xml:space="preserve"> </w:t>
-      </w:r>
-      <w:r>
-        <w:t xml:space="preserve">by construction with no central data structure, and the C version is the most</w:t>
-      </w:r>
-      <w:r>
-        <w:t xml:space="preserve"> </w:t>
-      </w:r>
-      <w:r>
-        <w:rPr>
-          <w:i/>
-          <w:iCs/>
-        </w:rPr>
-        <w:t xml:space="preserve">fair</w:t>
-      </w:r>
-      <w:r>
-        <w:t xml:space="preserve"> </w:t>
-      </w:r>
-      <w:r>
-        <w:t xml:space="preserve">solution measured — the coefficient of variation of per-philosopher meal</w:t>
-      </w:r>
-      <w:r>
-        <w:t xml:space="preserve"> </w:t>
-      </w:r>
-      <w:r>
-        <w:t xml:space="preserve">counts is just 0.038.</w:t>
-      </w:r>
-    </w:p>
-    <w:p>
-      <w:pPr>
-        <w:pStyle w:val="BodyText"/>
-      </w:pPr>
-      <w:r>
-        <w:t xml:space="preserve">Fairness, however, is implementation- not strategy-determined. The</w:t>
-      </w:r>
-      <w:r>
-        <w:t xml:space="preserve"> </w:t>
-      </w:r>
-      <w:r>
-        <w:rPr>
-          <w:rStyle w:val="VerbatimChar"/>
-        </w:rPr>
-        <w:t xml:space="preserve">dp-starvation</w:t>
-      </w:r>
-      <w:r>
-        <w:t xml:space="preserve"> </w:t>
-      </w:r>
-      <w:r>
-        <w:t xml:space="preserve">stress preset, which tunes delays to expose unfair scheduling,</w:t>
-      </w:r>
-      <w:r>
-        <w:t xml:space="preserve"> </w:t>
-      </w:r>
-      <w:r>
-        <w:t xml:space="preserve">shows the spread starkly: the Java semaphore solution is the</w:t>
-      </w:r>
-      <w:r>
-        <w:t xml:space="preserve"> </w:t>
-      </w:r>
-      <w:r>
-        <w:rPr>
-          <w:i/>
-          <w:iCs/>
-        </w:rPr>
-        <w:t xml:space="preserve">fairest</w:t>
-      </w:r>
-      <w:r>
-        <w:t xml:space="preserve"> </w:t>
-      </w:r>
-      <w:r>
-        <w:t xml:space="preserve">(CV</w:t>
-      </w:r>
-      <w:r>
-        <w:t xml:space="preserve"> </w:t>
-      </w:r>
-      <w:r>
-        <w:t xml:space="preserve">0.039, every philosopher within one meal of every other) precisely because its</w:t>
-      </w:r>
-      <w:r>
-        <w:t xml:space="preserve"> </w:t>
-      </w:r>
-      <w:r>
-        <w:t xml:space="preserve">room semaphore serializes admission, while</w:t>
-      </w:r>
-      <w:r>
-        <w:t xml:space="preserve"> </w:t>
-      </w:r>
-      <w:r>
-        <w:rPr>
-          <w:rStyle w:val="VerbatimChar"/>
-        </w:rPr>
-        <w:t xml:space="preserve">java-hierarchy</w:t>
-      </w:r>
-      <w:r>
-        <w:t xml:space="preserve"> </w:t>
-      </w:r>
-      <w:r>
-        <w:t xml:space="preserve">is the</w:t>
-      </w:r>
-      <w:r>
-        <w:t xml:space="preserve"> </w:t>
-      </w:r>
-      <w:r>
-        <w:rPr>
-          <w:i/>
-          <w:iCs/>
-        </w:rPr>
-        <w:t xml:space="preserve">least</w:t>
-      </w:r>
-      <w:r>
-        <w:t xml:space="preserve"> </w:t>
-      </w:r>
-      <w:r>
-        <w:t xml:space="preserve">fair</w:t>
-      </w:r>
-      <w:r>
-        <w:t xml:space="preserve"> </w:t>
-      </w:r>
-      <w:r>
-        <w:t xml:space="preserve">(CV 0.335 — one philosopher gets 10 meals while another gets 26). The same</w:t>
-      </w:r>
-      <w:r>
-        <w:t xml:space="preserve"> </w:t>
-      </w:r>
-      <w:r>
-        <w:t xml:space="preserve">ordered-locking idea is both the fairest solution in C and the least fair in</w:t>
-      </w:r>
-      <w:r>
-        <w:t xml:space="preserve"> </w:t>
-      </w:r>
-      <w:r>
-        <w:t xml:space="preserve">Java, which means fairness here is a property of the underlying lock’s wake-up</w:t>
-      </w:r>
-      <w:r>
-        <w:t xml:space="preserve"> </w:t>
-      </w:r>
-      <w:r>
-        <w:t xml:space="preserve">policy (FIFO vs unfair) rather than of the high-level algorithm.</w:t>
+        <w:t xml:space="preserve">p95 philosopher wait time vs P, per algorithm.</w:t>
       </w:r>
     </w:p>
     <w:p>
@@ -8510,20 +8456,20 @@
       <w:r>
         <w:drawing>
           <wp:inline>
-            <wp:extent cx="3017520" cy="2049735"/>
+            <wp:extent cx="2377440" cy="1626302"/>
             <wp:effectExtent b="0" l="0" r="0" t="0"/>
-            <wp:docPr descr="Figure 10. Fairness (coefficient of variation of per-philosopher meals) vs P." title="" id="64" name="Picture"/>
+            <wp:docPr descr="Figure 10. CPU utilization vs philosopher count P, per algorithm." title="" id="63" name="Picture"/>
             <a:graphic>
               <a:graphicData uri="http://schemas.openxmlformats.org/drawingml/2006/picture">
                 <pic:pic>
                   <pic:nvPicPr>
-                    <pic:cNvPr descr="../figures/dp/fairness_vs_P.png" id="65" name="Picture"/>
+                    <pic:cNvPr descr="../figures/dp/cpu_vs_P.png" id="64" name="Picture"/>
                     <pic:cNvPicPr>
                       <a:picLocks noChangeArrowheads="1" noChangeAspect="1"/>
                     </pic:cNvPicPr>
                   </pic:nvPicPr>
                   <pic:blipFill>
-                    <a:blip r:embed="rId63"/>
+                    <a:blip r:embed="rId62"/>
                     <a:stretch>
                       <a:fillRect/>
                     </a:stretch>
@@ -8531,7 +8477,7 @@
                   <pic:spPr bwMode="auto">
                     <a:xfrm>
                       <a:off x="0" y="0"/>
-                      <a:ext cx="3017520" cy="2049735"/>
+                      <a:ext cx="2377440" cy="1626302"/>
                     </a:xfrm>
                     <a:prstGeom prst="rect">
                       <a:avLst/>
@@ -8565,7 +8511,7 @@
         <w:t xml:space="preserve"> </w:t>
       </w:r>
       <w:r>
-        <w:t xml:space="preserve">Fairness (coefficient of variation of per-philosopher meals) vs P.</w:t>
+        <w:t xml:space="preserve">CPU utilization vs philosopher count P, per algorithm.</w:t>
       </w:r>
     </w:p>
     <w:p>
@@ -8575,20 +8521,20 @@
       <w:r>
         <w:drawing>
           <wp:inline>
-            <wp:extent cx="3017520" cy="1970590"/>
+            <wp:extent cx="2377440" cy="1603741"/>
             <wp:effectExtent b="0" l="0" r="0" t="0"/>
-            <wp:docPr descr="Figure 11. p95 philosopher wait time vs P, per algorithm." title="" id="67" name="Picture"/>
+            <wp:docPr descr="Figure 11. Voluntary context switches vs philosopher count P, per algorithm." title="" id="66" name="Picture"/>
             <a:graphic>
               <a:graphicData uri="http://schemas.openxmlformats.org/drawingml/2006/picture">
                 <pic:pic>
                   <pic:nvPicPr>
-                    <pic:cNvPr descr="../figures/dp/wait_p95_vs_P.png" id="68" name="Picture"/>
+                    <pic:cNvPr descr="../figures/dp/ctxsw_vs_P.png" id="67" name="Picture"/>
                     <pic:cNvPicPr>
                       <a:picLocks noChangeArrowheads="1" noChangeAspect="1"/>
                     </pic:cNvPicPr>
                   </pic:nvPicPr>
                   <pic:blipFill>
-                    <a:blip r:embed="rId66"/>
+                    <a:blip r:embed="rId65"/>
                     <a:stretch>
                       <a:fillRect/>
                     </a:stretch>
@@ -8596,7 +8542,7 @@
                   <pic:spPr bwMode="auto">
                     <a:xfrm>
                       <a:off x="0" y="0"/>
-                      <a:ext cx="3017520" cy="1970590"/>
+                      <a:ext cx="2377440" cy="1603741"/>
                     </a:xfrm>
                     <a:prstGeom prst="rect">
                       <a:avLst/>
@@ -8630,7 +8576,7 @@
         <w:t xml:space="preserve"> </w:t>
       </w:r>
       <w:r>
-        <w:t xml:space="preserve">p95 philosopher wait time vs P, per algorithm.</w:t>
+        <w:t xml:space="preserve">Voluntary context switches vs philosopher count P, per algorithm.</w:t>
       </w:r>
     </w:p>
     <w:p>
@@ -8640,20 +8586,20 @@
       <w:r>
         <w:drawing>
           <wp:inline>
-            <wp:extent cx="3017520" cy="2064153"/>
+            <wp:extent cx="2377440" cy="1010336"/>
             <wp:effectExtent b="0" l="0" r="0" t="0"/>
-            <wp:docPr descr="Figure 12. CPU utilization vs philosopher count P, per algorithm." title="" id="70" name="Picture"/>
+            <wp:docPr descr="Figure 12. Dining Philosophers per-algorithm comparison across all metrics." title="" id="69" name="Picture"/>
             <a:graphic>
               <a:graphicData uri="http://schemas.openxmlformats.org/drawingml/2006/picture">
                 <pic:pic>
                   <pic:nvPicPr>
-                    <pic:cNvPr descr="../figures/dp/cpu_vs_P.png" id="71" name="Picture"/>
+                    <pic:cNvPr descr="../figures/dp/impl_bar_comparison.png" id="70" name="Picture"/>
                     <pic:cNvPicPr>
                       <a:picLocks noChangeArrowheads="1" noChangeAspect="1"/>
                     </pic:cNvPicPr>
                   </pic:nvPicPr>
                   <pic:blipFill>
-                    <a:blip r:embed="rId69"/>
+                    <a:blip r:embed="rId68"/>
                     <a:stretch>
                       <a:fillRect/>
                     </a:stretch>
@@ -8661,7 +8607,7 @@
                   <pic:spPr bwMode="auto">
                     <a:xfrm>
                       <a:off x="0" y="0"/>
-                      <a:ext cx="3017520" cy="2064153"/>
+                      <a:ext cx="2377440" cy="1010336"/>
                     </a:xfrm>
                     <a:prstGeom prst="rect">
                       <a:avLst/>
@@ -8695,142 +8641,12 @@
         <w:t xml:space="preserve"> </w:t>
       </w:r>
       <w:r>
-        <w:t xml:space="preserve">CPU utilization vs philosopher count P, per algorithm.</w:t>
+        <w:t xml:space="preserve">Dining Philosophers per-algorithm comparison across all metrics.</w:t>
       </w:r>
     </w:p>
-    <w:p>
-      <w:pPr>
-        <w:pStyle w:val="CaptionedFigure"/>
-      </w:pPr>
-      <w:r>
-        <w:drawing>
-          <wp:inline>
-            <wp:extent cx="3017520" cy="2035517"/>
-            <wp:effectExtent b="0" l="0" r="0" t="0"/>
-            <wp:docPr descr="Figure 13. Voluntary context switches vs philosopher count P, per algorithm." title="" id="73" name="Picture"/>
-            <a:graphic>
-              <a:graphicData uri="http://schemas.openxmlformats.org/drawingml/2006/picture">
-                <pic:pic>
-                  <pic:nvPicPr>
-                    <pic:cNvPr descr="../figures/dp/ctxsw_vs_P.png" id="74" name="Picture"/>
-                    <pic:cNvPicPr>
-                      <a:picLocks noChangeArrowheads="1" noChangeAspect="1"/>
-                    </pic:cNvPicPr>
-                  </pic:nvPicPr>
-                  <pic:blipFill>
-                    <a:blip r:embed="rId72"/>
-                    <a:stretch>
-                      <a:fillRect/>
-                    </a:stretch>
-                  </pic:blipFill>
-                  <pic:spPr bwMode="auto">
-                    <a:xfrm>
-                      <a:off x="0" y="0"/>
-                      <a:ext cx="3017520" cy="2035517"/>
-                    </a:xfrm>
-                    <a:prstGeom prst="rect">
-                      <a:avLst/>
-                    </a:prstGeom>
-                    <a:noFill/>
-                    <a:ln w="9525">
-                      <a:noFill/>
-                      <a:headEnd/>
-                      <a:tailEnd/>
-                    </a:ln>
-                  </pic:spPr>
-                </pic:pic>
-              </a:graphicData>
-            </a:graphic>
-          </wp:inline>
-        </w:drawing>
-      </w:r>
-    </w:p>
-    <w:p>
-      <w:pPr>
-        <w:pStyle w:val="ImageCaption"/>
-      </w:pPr>
-      <w:r>
-        <w:rPr>
-          <w:b/>
-          <w:bCs/>
-        </w:rPr>
-        <w:t xml:space="preserve">Figure 13.</w:t>
-      </w:r>
-      <w:r>
-        <w:t xml:space="preserve"> </w:t>
-      </w:r>
-      <w:r>
-        <w:t xml:space="preserve">Voluntary context switches vs philosopher count P, per algorithm.</w:t>
-      </w:r>
-    </w:p>
-    <w:p>
-      <w:pPr>
-        <w:pStyle w:val="CaptionedFigure"/>
-      </w:pPr>
-      <w:r>
-        <w:drawing>
-          <wp:inline>
-            <wp:extent cx="3017520" cy="1282349"/>
-            <wp:effectExtent b="0" l="0" r="0" t="0"/>
-            <wp:docPr descr="Figure 14. Dining Philosophers per-algorithm comparison across all metrics." title="" id="76" name="Picture"/>
-            <a:graphic>
-              <a:graphicData uri="http://schemas.openxmlformats.org/drawingml/2006/picture">
-                <pic:pic>
-                  <pic:nvPicPr>
-                    <pic:cNvPr descr="../figures/dp/impl_bar_comparison.png" id="77" name="Picture"/>
-                    <pic:cNvPicPr>
-                      <a:picLocks noChangeArrowheads="1" noChangeAspect="1"/>
-                    </pic:cNvPicPr>
-                  </pic:nvPicPr>
-                  <pic:blipFill>
-                    <a:blip r:embed="rId75"/>
-                    <a:stretch>
-                      <a:fillRect/>
-                    </a:stretch>
-                  </pic:blipFill>
-                  <pic:spPr bwMode="auto">
-                    <a:xfrm>
-                      <a:off x="0" y="0"/>
-                      <a:ext cx="3017520" cy="1282349"/>
-                    </a:xfrm>
-                    <a:prstGeom prst="rect">
-                      <a:avLst/>
-                    </a:prstGeom>
-                    <a:noFill/>
-                    <a:ln w="9525">
-                      <a:noFill/>
-                      <a:headEnd/>
-                      <a:tailEnd/>
-                    </a:ln>
-                  </pic:spPr>
-                </pic:pic>
-              </a:graphicData>
-            </a:graphic>
-          </wp:inline>
-        </w:drawing>
-      </w:r>
-    </w:p>
-    <w:p>
-      <w:pPr>
-        <w:pStyle w:val="ImageCaption"/>
-      </w:pPr>
-      <w:r>
-        <w:rPr>
-          <w:b/>
-          <w:bCs/>
-        </w:rPr>
-        <w:t xml:space="preserve">Figure 14.</w:t>
-      </w:r>
-      <w:r>
-        <w:t xml:space="preserve"> </w:t>
-      </w:r>
-      <w:r>
-        <w:t xml:space="preserve">Dining Philosophers per-algorithm comparison across all metrics.</w:t>
-      </w:r>
-    </w:p>
-    <w:bookmarkEnd w:id="78"/>
-    <w:bookmarkEnd w:id="79"/>
-    <w:bookmarkStart w:id="85" w:name="optimization-proposal"/>
+    <w:bookmarkEnd w:id="71"/>
+    <w:bookmarkEnd w:id="72"/>
+    <w:bookmarkStart w:id="78" w:name="optimization-proposal"/>
     <w:p>
       <w:pPr>
         <w:pStyle w:val="Heading2"/>
@@ -8839,7 +8655,7 @@
         <w:t xml:space="preserve">8. Optimization Proposal</w:t>
       </w:r>
     </w:p>
-    <w:bookmarkStart w:id="80" w:name="motivation"/>
+    <w:bookmarkStart w:id="73" w:name="motivation"/>
     <w:p>
       <w:pPr>
         <w:pStyle w:val="Heading3"/>
@@ -8883,8 +8699,8 @@
         <w:t xml:space="preserve">thundering herd. The natural optimization is to remove blocking entirely.</w:t>
       </w:r>
     </w:p>
-    <w:bookmarkEnd w:id="80"/>
-    <w:bookmarkStart w:id="81" w:name="a-lock-free-mpmc-bounded-ring-buffer"/>
+    <w:bookmarkEnd w:id="73"/>
+    <w:bookmarkStart w:id="74" w:name="a-lock-free-mpmc-bounded-ring-buffer"/>
     <w:p>
       <w:pPr>
         <w:pStyle w:val="Heading3"/>
@@ -9279,8 +9095,8 @@
         <w:t xml:space="preserve">kernel-blocking primitives.</w:t>
       </w:r>
     </w:p>
-    <w:bookmarkEnd w:id="81"/>
-    <w:bookmarkStart w:id="82" w:name="measured-result"/>
+    <w:bookmarkEnd w:id="74"/>
+    <w:bookmarkStart w:id="75" w:name="measured-result"/>
     <w:p>
       <w:pPr>
         <w:pStyle w:val="Heading3"/>
@@ -9388,8 +9204,8 @@
         <w:t xml:space="preserve">counterweight.</w:t>
       </w:r>
     </w:p>
-    <w:bookmarkEnd w:id="82"/>
-    <w:bookmarkStart w:id="83" w:name="known-limitations"/>
+    <w:bookmarkEnd w:id="75"/>
+    <w:bookmarkStart w:id="76" w:name="known-limitations"/>
     <w:p>
       <w:pPr>
         <w:pStyle w:val="Heading3"/>
@@ -9481,8 +9297,8 @@
         <w:t xml:space="preserve">is a natural extension.</w:t>
       </w:r>
     </w:p>
-    <w:bookmarkEnd w:id="83"/>
-    <w:bookmarkStart w:id="84" w:name="adaptive-buffer-sizing-future-work"/>
+    <w:bookmarkEnd w:id="76"/>
+    <w:bookmarkStart w:id="77" w:name="adaptive-buffer-sizing-future-work"/>
     <w:p>
       <w:pPr>
         <w:pStyle w:val="Heading3"/>
@@ -9696,9 +9512,9 @@
         <w:t xml:space="preserve">material for this section.</w:t>
       </w:r>
     </w:p>
-    <w:bookmarkEnd w:id="84"/>
-    <w:bookmarkEnd w:id="85"/>
-    <w:bookmarkStart w:id="86" w:name="discussion"/>
+    <w:bookmarkEnd w:id="77"/>
+    <w:bookmarkEnd w:id="78"/>
+    <w:bookmarkStart w:id="79" w:name="discussion"/>
     <w:p>
       <w:pPr>
         <w:pStyle w:val="Heading2"/>
@@ -10035,8 +9851,8 @@
         <w:t xml:space="preserve">more reps.</w:t>
       </w:r>
     </w:p>
-    <w:bookmarkEnd w:id="86"/>
-    <w:bookmarkStart w:id="87" w:name="conclusion"/>
+    <w:bookmarkEnd w:id="79"/>
+    <w:bookmarkStart w:id="80" w:name="conclusion"/>
     <w:p>
       <w:pPr>
         <w:pStyle w:val="Heading2"/>
@@ -10249,8 +10065,8 @@
         </w:pict>
       </w:r>
     </w:p>
-    <w:bookmarkEnd w:id="87"/>
-    <w:bookmarkStart w:id="88" w:name="reproducibility-notes"/>
+    <w:bookmarkEnd w:id="80"/>
+    <w:bookmarkStart w:id="81" w:name="reproducibility-notes"/>
     <w:p>
       <w:pPr>
         <w:pStyle w:val="Heading2"/>
@@ -10587,8 +10403,8 @@
         <w:t xml:space="preserve">.</w:t>
       </w:r>
     </w:p>
-    <w:bookmarkEnd w:id="88"/>
-    <w:bookmarkStart w:id="89" w:name="references"/>
+    <w:bookmarkEnd w:id="81"/>
+    <w:bookmarkStart w:id="82" w:name="references"/>
     <w:p>
       <w:pPr>
         <w:pStyle w:val="Heading2"/>
@@ -10802,8 +10618,8 @@
         <w:t xml:space="preserve">(monitor solution to the Dining Philosophers problem).</w:t>
       </w:r>
     </w:p>
-    <w:bookmarkEnd w:id="89"/>
-    <w:bookmarkStart w:id="144" w:name="X3838667f1ed8c59cd046669593cd63404db1dba"/>
+    <w:bookmarkEnd w:id="82"/>
+    <w:bookmarkStart w:id="137" w:name="X3838667f1ed8c59cd046669593cd63404db1dba"/>
     <w:p>
       <w:pPr>
         <w:pStyle w:val="Heading2"/>
@@ -10822,7 +10638,7 @@
         <w:t xml:space="preserve">(not counted toward the page/word limit)</w:t>
       </w:r>
     </w:p>
-    <w:bookmarkStart w:id="109" w:name="appendix-a-source-code"/>
+    <w:bookmarkStart w:id="102" w:name="appendix-a-source-code"/>
     <w:p>
       <w:pPr>
         <w:pStyle w:val="Heading3"/>
@@ -10831,7 +10647,7 @@
         <w:t xml:space="preserve">Appendix A — Source code</w:t>
       </w:r>
     </w:p>
-    <w:bookmarkStart w:id="90" w:name="a.1-producerconsumer-c-posix-pthreads"/>
+    <w:bookmarkStart w:id="83" w:name="a.1-producerconsumer-c-posix-pthreads"/>
     <w:p>
       <w:pPr>
         <w:pStyle w:val="Heading4"/>
@@ -10840,8 +10656,8 @@
         <w:t xml:space="preserve">A.1 Producer–Consumer (C / POSIX pthreads)</w:t>
       </w:r>
     </w:p>
-    <w:bookmarkEnd w:id="90"/>
-    <w:bookmarkStart w:id="91" w:name="pcpthreadsproducer_consumer.c"/>
+    <w:bookmarkEnd w:id="83"/>
+    <w:bookmarkStart w:id="84" w:name="pcpthreadsproducer_consumer.c"/>
     <w:p>
       <w:pPr>
         <w:pStyle w:val="Heading4"/>
@@ -12787,8 +12603,8 @@
         <w:t xml:space="preserve">}</w:t>
       </w:r>
     </w:p>
-    <w:bookmarkEnd w:id="91"/>
-    <w:bookmarkStart w:id="92" w:name="pcpthreadsmakefile"/>
+    <w:bookmarkEnd w:id="84"/>
+    <w:bookmarkStart w:id="85" w:name="pcpthreadsmakefile"/>
     <w:p>
       <w:pPr>
         <w:pStyle w:val="Heading4"/>
@@ -12967,8 +12783,8 @@
         <w:t xml:space="preserve">    rm -f $(TARGET)</w:t>
       </w:r>
     </w:p>
-    <w:bookmarkEnd w:id="92"/>
-    <w:bookmarkStart w:id="93" w:name="a.2-producerconsumer-java"/>
+    <w:bookmarkEnd w:id="85"/>
+    <w:bookmarkStart w:id="86" w:name="a.2-producerconsumer-java"/>
     <w:p>
       <w:pPr>
         <w:pStyle w:val="Heading4"/>
@@ -12977,8 +12793,8 @@
         <w:t xml:space="preserve">A.2 Producer–Consumer (Java)</w:t>
       </w:r>
     </w:p>
-    <w:bookmarkEnd w:id="93"/>
-    <w:bookmarkStart w:id="94" w:name="pcjavaproducerconsumer.java"/>
+    <w:bookmarkEnd w:id="86"/>
+    <w:bookmarkStart w:id="87" w:name="pcjavaproducerconsumer.java"/>
     <w:p>
       <w:pPr>
         <w:pStyle w:val="Heading4"/>
@@ -14732,8 +14548,8 @@
         <w:t xml:space="preserve">}</w:t>
       </w:r>
     </w:p>
-    <w:bookmarkEnd w:id="94"/>
-    <w:bookmarkStart w:id="95" w:name="pcjavaproducerconsumerlockfree.java"/>
+    <w:bookmarkEnd w:id="87"/>
+    <w:bookmarkStart w:id="88" w:name="pcjavaproducerconsumerlockfree.java"/>
     <w:p>
       <w:pPr>
         <w:pStyle w:val="Heading4"/>
@@ -16928,8 +16744,8 @@
         <w:t xml:space="preserve">}</w:t>
       </w:r>
     </w:p>
-    <w:bookmarkEnd w:id="95"/>
-    <w:bookmarkStart w:id="96" w:name="a.3-dining-philosophers-c-posix-pthreads"/>
+    <w:bookmarkEnd w:id="88"/>
+    <w:bookmarkStart w:id="89" w:name="a.3-dining-philosophers-c-posix-pthreads"/>
     <w:p>
       <w:pPr>
         <w:pStyle w:val="Heading4"/>
@@ -16938,8 +16754,8 @@
         <w:t xml:space="preserve">A.3 Dining Philosophers (C / POSIX pthreads)</w:t>
       </w:r>
     </w:p>
-    <w:bookmarkEnd w:id="96"/>
-    <w:bookmarkStart w:id="97" w:name="dppthreadsdp_common.h"/>
+    <w:bookmarkEnd w:id="89"/>
+    <w:bookmarkStart w:id="90" w:name="dppthreadsdp_common.h"/>
     <w:p>
       <w:pPr>
         <w:pStyle w:val="Heading4"/>
@@ -17445,8 +17261,8 @@
         <w:t xml:space="preserve">#endif /* DP_COMMON_H */</w:t>
       </w:r>
     </w:p>
-    <w:bookmarkEnd w:id="97"/>
-    <w:bookmarkStart w:id="98" w:name="dppthreadsdp_common.c"/>
+    <w:bookmarkEnd w:id="90"/>
+    <w:bookmarkStart w:id="91" w:name="dppthreadsdp_common.c"/>
     <w:p>
       <w:pPr>
         <w:pStyle w:val="Heading4"/>
@@ -19080,8 +18896,8 @@
         <w:t xml:space="preserve">}</w:t>
       </w:r>
     </w:p>
-    <w:bookmarkEnd w:id="98"/>
-    <w:bookmarkStart w:id="99" w:name="dppthreadsdphil_2.c"/>
+    <w:bookmarkEnd w:id="91"/>
+    <w:bookmarkStart w:id="92" w:name="dppthreadsdphil_2.c"/>
     <w:p>
       <w:pPr>
         <w:pStyle w:val="Heading4"/>
@@ -20058,8 +19874,8 @@
         <w:t xml:space="preserve">}</w:t>
       </w:r>
     </w:p>
-    <w:bookmarkEnd w:id="99"/>
-    <w:bookmarkStart w:id="100" w:name="dppthreadsdphil_4.c"/>
+    <w:bookmarkEnd w:id="92"/>
+    <w:bookmarkStart w:id="93" w:name="dppthreadsdphil_4.c"/>
     <w:p>
       <w:pPr>
         <w:pStyle w:val="Heading4"/>
@@ -20832,8 +20648,8 @@
         <w:t xml:space="preserve">}</w:t>
       </w:r>
     </w:p>
-    <w:bookmarkEnd w:id="100"/>
-    <w:bookmarkStart w:id="101" w:name="dppthreadsdphil_5.c"/>
+    <w:bookmarkEnd w:id="93"/>
+    <w:bookmarkStart w:id="94" w:name="dppthreadsdphil_5.c"/>
     <w:p>
       <w:pPr>
         <w:pStyle w:val="Heading4"/>
@@ -21894,8 +21710,8 @@
         <w:t xml:space="preserve">}</w:t>
       </w:r>
     </w:p>
-    <w:bookmarkEnd w:id="101"/>
-    <w:bookmarkStart w:id="102" w:name="dppthreadsmakefile"/>
+    <w:bookmarkEnd w:id="94"/>
+    <w:bookmarkStart w:id="95" w:name="dppthreadsmakefile"/>
     <w:p>
       <w:pPr>
         <w:pStyle w:val="Heading4"/>
@@ -22119,8 +21935,8 @@
         <w:t xml:space="preserve">    rm -f $(TARGETS)</w:t>
       </w:r>
     </w:p>
-    <w:bookmarkEnd w:id="102"/>
-    <w:bookmarkStart w:id="103" w:name="a.4-dining-philosophers-java"/>
+    <w:bookmarkEnd w:id="95"/>
+    <w:bookmarkStart w:id="96" w:name="a.4-dining-philosophers-java"/>
     <w:p>
       <w:pPr>
         <w:pStyle w:val="Heading4"/>
@@ -22129,8 +21945,8 @@
         <w:t xml:space="preserve">A.4 Dining Philosophers (Java)</w:t>
       </w:r>
     </w:p>
-    <w:bookmarkEnd w:id="103"/>
-    <w:bookmarkStart w:id="104" w:name="dpjavadpargs.java"/>
+    <w:bookmarkEnd w:id="96"/>
+    <w:bookmarkStart w:id="97" w:name="dpjavadpargs.java"/>
     <w:p>
       <w:pPr>
         <w:pStyle w:val="Heading4"/>
@@ -22732,8 +22548,8 @@
         <w:t xml:space="preserve">}</w:t>
       </w:r>
     </w:p>
-    <w:bookmarkEnd w:id="104"/>
-    <w:bookmarkStart w:id="105" w:name="dpjavadpstats.java"/>
+    <w:bookmarkEnd w:id="97"/>
+    <w:bookmarkStart w:id="98" w:name="dpjavadpstats.java"/>
     <w:p>
       <w:pPr>
         <w:pStyle w:val="Heading4"/>
@@ -23404,8 +23220,8 @@
         <w:t xml:space="preserve">}</w:t>
       </w:r>
     </w:p>
-    <w:bookmarkEnd w:id="105"/>
-    <w:bookmarkStart w:id="106" w:name="dpjavadiningmonitor.java"/>
+    <w:bookmarkEnd w:id="98"/>
+    <w:bookmarkStart w:id="99" w:name="dpjavadiningmonitor.java"/>
     <w:p>
       <w:pPr>
         <w:pStyle w:val="Heading4"/>
@@ -24457,8 +24273,8 @@
         <w:t xml:space="preserve">}</w:t>
       </w:r>
     </w:p>
-    <w:bookmarkEnd w:id="106"/>
-    <w:bookmarkStart w:id="107" w:name="dpjavadiningsemaphore.java"/>
+    <w:bookmarkEnd w:id="99"/>
+    <w:bookmarkStart w:id="100" w:name="dpjavadiningsemaphore.java"/>
     <w:p>
       <w:pPr>
         <w:pStyle w:val="Heading4"/>
@@ -25039,8 +24855,8 @@
         <w:t xml:space="preserve">}</w:t>
       </w:r>
     </w:p>
-    <w:bookmarkEnd w:id="107"/>
-    <w:bookmarkStart w:id="108" w:name="dpjavadininghierarchy.java"/>
+    <w:bookmarkEnd w:id="100"/>
+    <w:bookmarkStart w:id="101" w:name="dpjavadininghierarchy.java"/>
     <w:p>
       <w:pPr>
         <w:pStyle w:val="Heading4"/>
@@ -25636,9 +25452,9 @@
         <w:t xml:space="preserve">}</w:t>
       </w:r>
     </w:p>
-    <w:bookmarkEnd w:id="108"/>
-    <w:bookmarkEnd w:id="109"/>
-    <w:bookmarkStart w:id="118" w:name="X7d216f20af52f1961740c0280d9e6591697c07c"/>
+    <w:bookmarkEnd w:id="101"/>
+    <w:bookmarkEnd w:id="102"/>
+    <w:bookmarkStart w:id="111" w:name="X7d216f20af52f1961740c0280d9e6591697c07c"/>
     <w:p>
       <w:pPr>
         <w:pStyle w:val="Heading3"/>
@@ -25647,7 +25463,7 @@
         <w:t xml:space="preserve">Appendix B — Sweep drivers and plot scripts</w:t>
       </w:r>
     </w:p>
-    <w:bookmarkStart w:id="110" w:name="drivers_sweep_common.py"/>
+    <w:bookmarkStart w:id="103" w:name="drivers_sweep_common.py"/>
     <w:p>
       <w:pPr>
         <w:pStyle w:val="Heading4"/>
@@ -26420,8 +26236,8 @@
         <w:t xml:space="preserve">    return bench.run(cmd, repetitions=repetitions)</w:t>
       </w:r>
     </w:p>
-    <w:bookmarkEnd w:id="110"/>
-    <w:bookmarkStart w:id="111" w:name="driverssweep_pc.py"/>
+    <w:bookmarkEnd w:id="103"/>
+    <w:bookmarkStart w:id="104" w:name="driverssweep_pc.py"/>
     <w:p>
       <w:pPr>
         <w:pStyle w:val="Heading4"/>
@@ -27308,8 +27124,8 @@
         <w:t xml:space="preserve">    raise SystemExit(main())</w:t>
       </w:r>
     </w:p>
-    <w:bookmarkEnd w:id="111"/>
-    <w:bookmarkStart w:id="112" w:name="driverssweep_dp.py"/>
+    <w:bookmarkEnd w:id="104"/>
+    <w:bookmarkStart w:id="105" w:name="driverssweep_dp.py"/>
     <w:p>
       <w:pPr>
         <w:pStyle w:val="Heading4"/>
@@ -28307,8 +28123,8 @@
         <w:t xml:space="preserve">    raise SystemExit(main())</w:t>
       </w:r>
     </w:p>
-    <w:bookmarkEnd w:id="112"/>
-    <w:bookmarkStart w:id="113" w:name="driversstress.py"/>
+    <w:bookmarkEnd w:id="105"/>
+    <w:bookmarkStart w:id="106" w:name="driversstress.py"/>
     <w:p>
       <w:pPr>
         <w:pStyle w:val="Heading4"/>
@@ -30113,8 +29929,8 @@
         <w:t xml:space="preserve">    raise SystemExit(main())</w:t>
       </w:r>
     </w:p>
-    <w:bookmarkEnd w:id="113"/>
-    <w:bookmarkStart w:id="114" w:name="driversstress_tests.sh"/>
+    <w:bookmarkEnd w:id="106"/>
+    <w:bookmarkStart w:id="107" w:name="driversstress_tests.sh"/>
     <w:p>
       <w:pPr>
         <w:pStyle w:val="Heading4"/>
@@ -30356,8 +30172,8 @@
         <w:t xml:space="preserve">esac</w:t>
       </w:r>
     </w:p>
-    <w:bookmarkEnd w:id="114"/>
-    <w:bookmarkStart w:id="115" w:name="drivers_plot_common.py"/>
+    <w:bookmarkEnd w:id="107"/>
+    <w:bookmarkStart w:id="108" w:name="drivers_plot_common.py"/>
     <w:p>
       <w:pPr>
         <w:pStyle w:val="Heading4"/>
@@ -31634,8 +31450,8 @@
         <w:t xml:space="preserve">    return arr[len(arr) // 2]</w:t>
       </w:r>
     </w:p>
-    <w:bookmarkEnd w:id="115"/>
-    <w:bookmarkStart w:id="116" w:name="driversplot_pc.py"/>
+    <w:bookmarkEnd w:id="108"/>
+    <w:bookmarkStart w:id="109" w:name="driversplot_pc.py"/>
     <w:p>
       <w:pPr>
         <w:pStyle w:val="Heading4"/>
@@ -32876,8 +32692,8 @@
         <w:t xml:space="preserve">    raise SystemExit(main())</w:t>
       </w:r>
     </w:p>
-    <w:bookmarkEnd w:id="116"/>
-    <w:bookmarkStart w:id="117" w:name="driversplot_dp.py"/>
+    <w:bookmarkEnd w:id="109"/>
+    <w:bookmarkStart w:id="110" w:name="driversplot_dp.py"/>
     <w:p>
       <w:pPr>
         <w:pStyle w:val="Heading4"/>
@@ -34499,9 +34315,9 @@
         <w:t xml:space="preserve">    raise SystemExit(main())</w:t>
       </w:r>
     </w:p>
-    <w:bookmarkEnd w:id="117"/>
-    <w:bookmarkEnd w:id="118"/>
-    <w:bookmarkStart w:id="123" w:name="appendix-c-raw-benchmark-logs-samples"/>
+    <w:bookmarkEnd w:id="110"/>
+    <w:bookmarkEnd w:id="111"/>
+    <w:bookmarkStart w:id="116" w:name="appendix-c-raw-benchmark-logs-samples"/>
     <w:p>
       <w:pPr>
         <w:pStyle w:val="Heading3"/>
@@ -34510,7 +34326,7 @@
         <w:t xml:space="preserve">Appendix C — Raw benchmark logs (samples)</w:t>
       </w:r>
     </w:p>
-    <w:bookmarkStart w:id="119" w:name="resultspc_sweep.csv-first-25-lines"/>
+    <w:bookmarkStart w:id="112" w:name="resultspc_sweep.csv-first-25-lines"/>
     <w:p>
       <w:pPr>
         <w:pStyle w:val="Heading4"/>
@@ -34755,8 +34571,8 @@
         <w:t xml:space="preserve">java -cp /home/vboxuser/os-final-project/paper2-concurrency/pc/java ProducerConsumer --N 1 --M 2 --K 8 --items 10000 --producer-delay-us 0 --consumer-delay-us 0,2,2.8,0.4,0.82,43.0,46600,7372,0,61367,10,0,64,0,2026-05-14T10:16:58,java-monitor,1,2,8,10000,0,0,2754.626,20000,7260.51,294.565,161.543,658.422,792.965,73112.401,2</w:t>
       </w:r>
     </w:p>
-    <w:bookmarkEnd w:id="119"/>
-    <w:bookmarkStart w:id="120" w:name="resultsdp_sweep.csv-first-25-lines"/>
+    <w:bookmarkEnd w:id="112"/>
+    <w:bookmarkStart w:id="113" w:name="resultsdp_sweep.csv-first-25-lines"/>
     <w:p>
       <w:pPr>
         <w:pStyle w:val="Heading4"/>
@@ -35001,8 +34817,8 @@
         <w:t xml:space="preserve">java -cp /home/vboxuser/os-final-project/paper2-concurrency/dp/java DiningMonitor --N 50 --duration-sec 5 --think-min-ms 10 --think-max-ms 50 --eat-min-ms 10 --eat-max-ms 50 --seed 3 --deadlock-window-ms 2000,1,5.11,0.53,0.41,18.0,47264,7414,0,9252,35,0,64,0,2026-05-14T10:28:06,java-monitor,50,5.0,10,50,10,50,5035.847,2981,"[60, 63, 57, 60, 62, 62, 59, 62, 63, 53, 59, 61, 59, 57, 57, 60, 61, 56, 63, 57, 60, 58, 59, 63, 58, 61, 59, 59, 63, 60, 58, 60, 57, 56, 60, 56, 60, 60, 59, 60, 61, 61, 58, 61, 60, 64, 61, 58, 61, 59]",21148.994,17127.107,57619.126,94605.157,174366.935,False,3,1</w:t>
       </w:r>
     </w:p>
-    <w:bookmarkEnd w:id="120"/>
-    <w:bookmarkStart w:id="121" w:name="resultsstresspc-tiny.csv-first-20-lines"/>
+    <w:bookmarkEnd w:id="113"/>
+    <w:bookmarkStart w:id="114" w:name="resultsstresspc-tiny.csv-first-20-lines"/>
     <w:p>
       <w:pPr>
         <w:pStyle w:val="Heading4"/>
@@ -35085,8 +34901,8 @@
         <w:t xml:space="preserve">/home/vboxuser/os-final-project/paper2-concurrency/pc/pthreads/producer_consumer --N 1 --M 8 --K 8 --items 2000 --producer-delay-us 0 --consumer-delay-us 0,2,1.37,0.04,0.49,38.0,1640,278,0,32026,3,0,0,0,2026-05-15T11:52:46,c-pthreads-sem,1,8,8,2000,0,0,1375.037,16000,11636.05,728.351,709.586,880.796,988.921,3727.891,pc-tiny,2</w:t>
       </w:r>
     </w:p>
-    <w:bookmarkEnd w:id="121"/>
-    <w:bookmarkStart w:id="122" w:name="Xb8deae7e23d10fdf2d1d4bf71e64deea392caa6"/>
+    <w:bookmarkEnd w:id="114"/>
+    <w:bookmarkStart w:id="115" w:name="Xb8deae7e23d10fdf2d1d4bf71e64deea392caa6"/>
     <w:p>
       <w:pPr>
         <w:pStyle w:val="Heading4"/>
@@ -35306,9 +35122,9 @@
         <w:t xml:space="preserve">.</w:t>
       </w:r>
     </w:p>
-    <w:bookmarkEnd w:id="122"/>
-    <w:bookmarkEnd w:id="123"/>
-    <w:bookmarkStart w:id="124" w:name="appendix-d-full-resolution-plots"/>
+    <w:bookmarkEnd w:id="115"/>
+    <w:bookmarkEnd w:id="116"/>
+    <w:bookmarkStart w:id="117" w:name="appendix-d-full-resolution-plots"/>
     <w:p>
       <w:pPr>
         <w:pStyle w:val="Heading3"/>
@@ -35361,8 +35177,8 @@
         <w:t xml:space="preserve">(8 files), in case higher-resolution prints are needed.</w:t>
       </w:r>
     </w:p>
-    <w:bookmarkEnd w:id="124"/>
-    <w:bookmarkStart w:id="143" w:name="appendix-e-sample-simulation-screenshots"/>
+    <w:bookmarkEnd w:id="117"/>
+    <w:bookmarkStart w:id="136" w:name="appendix-e-sample-simulation-screenshots"/>
     <w:p>
       <w:pPr>
         <w:pStyle w:val="Heading3"/>
@@ -35406,18 +35222,18 @@
           <wp:inline>
             <wp:extent cx="5029200" cy="2812381"/>
             <wp:effectExtent b="0" l="0" r="0" t="0"/>
-            <wp:docPr descr="Screenshot 1: Producer–Consumer, C / POSIX pthreads — the c-pthreads-sem implementation printing its one-line JSON metrics row (throughput, latency p50/p95/p99). Same N, M, K, items parameters the body uses, scaled down to fit on screen." title="" id="126" name="Picture"/>
+            <wp:docPr descr="Screenshot 1: Producer–Consumer, C / POSIX pthreads — the c-pthreads-sem implementation printing its one-line JSON metrics row (throughput, latency p50/p95/p99). Same N, M, K, items parameters the body uses, scaled down to fit on screen." title="" id="119" name="Picture"/>
             <a:graphic>
               <a:graphicData uri="http://schemas.openxmlformats.org/drawingml/2006/picture">
                 <pic:pic>
                   <pic:nvPicPr>
-                    <pic:cNvPr descr="../screenshots/01-pc-c-pthreads.png" id="127" name="Picture"/>
+                    <pic:cNvPr descr="../screenshots/01-pc-c-pthreads.png" id="120" name="Picture"/>
                     <pic:cNvPicPr>
                       <a:picLocks noChangeArrowheads="1" noChangeAspect="1"/>
                     </pic:cNvPicPr>
                   </pic:nvPicPr>
                   <pic:blipFill>
-                    <a:blip r:embed="rId125"/>
+                    <a:blip r:embed="rId118"/>
                     <a:stretch>
                       <a:fillRect/>
                     </a:stretch>
@@ -35534,18 +35350,18 @@
           <wp:inline>
             <wp:extent cx="5029200" cy="1728381"/>
             <wp:effectExtent b="0" l="0" r="0" t="0"/>
-            <wp:docPr descr="Screenshot 2: Producer–Consumer, Java monitor — the java-monitor implementation. The throughput row is structurally identical to Screenshot 1, but the numerical throughput is lower and the tail latency higher, as the body’s Tables 1 and 4 quantify across the full sweep." title="" id="129" name="Picture"/>
+            <wp:docPr descr="Screenshot 2: Producer–Consumer, Java monitor — the java-monitor implementation. The throughput row is structurally identical to Screenshot 1, but the numerical throughput is lower and the tail latency higher, as the body’s Tables 1 and 4 quantify across the full sweep." title="" id="122" name="Picture"/>
             <a:graphic>
               <a:graphicData uri="http://schemas.openxmlformats.org/drawingml/2006/picture">
                 <pic:pic>
                   <pic:nvPicPr>
-                    <pic:cNvPr descr="../screenshots/02-pc-java-monitor.png" id="130" name="Picture"/>
+                    <pic:cNvPr descr="../screenshots/02-pc-java-monitor.png" id="123" name="Picture"/>
                     <pic:cNvPicPr>
                       <a:picLocks noChangeArrowheads="1" noChangeAspect="1"/>
                     </pic:cNvPicPr>
                   </pic:nvPicPr>
                   <pic:blipFill>
-                    <a:blip r:embed="rId128"/>
+                    <a:blip r:embed="rId121"/>
                     <a:stretch>
                       <a:fillRect/>
                     </a:stretch>
@@ -35611,18 +35427,18 @@
           <wp:inline>
             <wp:extent cx="5029200" cy="838200"/>
             <wp:effectExtent b="0" l="0" r="0" t="0"/>
-            <wp:docPr descr="Screenshot 3: Producer–Consumer, Java lock-free Vyukov — the java-lockfree implementation (the §8 optimization prototype). Same parameters as Screenshots 1 and 2; the JIT-warmed-up sustained ratios in Table 1 (7.8× the monitor) only fully emerge at longer run lengths, but the implementation produces correct output here in milliseconds." title="" id="132" name="Picture"/>
+            <wp:docPr descr="Screenshot 3: Producer–Consumer, Java lock-free Vyukov — the java-lockfree implementation (the §8 optimization prototype). Same parameters as Screenshots 1 and 2; the JIT-warmed-up sustained ratios in Table 1 (7.8× the monitor) only fully emerge at longer run lengths, but the implementation produces correct output here in milliseconds." title="" id="125" name="Picture"/>
             <a:graphic>
               <a:graphicData uri="http://schemas.openxmlformats.org/drawingml/2006/picture">
                 <pic:pic>
                   <pic:nvPicPr>
-                    <pic:cNvPr descr="../screenshots/03-pc-java-lockfree.png" id="133" name="Picture"/>
+                    <pic:cNvPr descr="../screenshots/03-pc-java-lockfree.png" id="126" name="Picture"/>
                     <pic:cNvPicPr>
                       <a:picLocks noChangeArrowheads="1" noChangeAspect="1"/>
                     </pic:cNvPicPr>
                   </pic:nvPicPr>
                   <pic:blipFill>
-                    <a:blip r:embed="rId131"/>
+                    <a:blip r:embed="rId124"/>
                     <a:stretch>
                       <a:fillRect/>
                     </a:stretch>
@@ -35688,18 +35504,18 @@
           <wp:inline>
             <wp:extent cx="5029200" cy="838200"/>
             <wp:effectExtent b="0" l="0" r="0" t="0"/>
-            <wp:docPr descr="Screenshot 4: Dining Philosophers, C monitor (dphil_5) — the lecture-monitor solution with five philosophers running for two seconds. The output lists total meals, the per-philosopher meal vector (used for §7.3’s fairness CV), the wait-time percentiles, and the deadlocked flag." title="" id="135" name="Picture"/>
+            <wp:docPr descr="Screenshot 4: Dining Philosophers, C monitor (dphil_5) — the lecture-monitor solution with five philosophers running for two seconds. The output lists total meals, the per-philosopher meal vector (used for §7.3’s fairness CV), the wait-time percentiles, and the deadlocked flag." title="" id="128" name="Picture"/>
             <a:graphic>
               <a:graphicData uri="http://schemas.openxmlformats.org/drawingml/2006/picture">
                 <pic:pic>
                   <pic:nvPicPr>
-                    <pic:cNvPr descr="../screenshots/04-dp-c-monitor.png" id="136" name="Picture"/>
+                    <pic:cNvPr descr="../screenshots/04-dp-c-monitor.png" id="129" name="Picture"/>
                     <pic:cNvPicPr>
                       <a:picLocks noChangeArrowheads="1" noChangeAspect="1"/>
                     </pic:cNvPicPr>
                   </pic:nvPicPr>
                   <pic:blipFill>
-                    <a:blip r:embed="rId134"/>
+                    <a:blip r:embed="rId127"/>
                     <a:stretch>
                       <a:fillRect/>
                     </a:stretch>
@@ -35774,18 +35590,18 @@
           <wp:inline>
             <wp:extent cx="5029200" cy="1033130"/>
             <wp:effectExtent b="0" l="0" r="0" t="0"/>
-            <wp:docPr descr="Screenshot 5: Sweep driver progress — sweep_pc.py enumerating the full 192-config × 10-repetition Producer–Consumer grid. Every [run] line records one binary invocation; the driver dumps the parsed JSON row from each into results/pc_sweep.csv." title="" id="138" name="Picture"/>
+            <wp:docPr descr="Screenshot 5: Sweep driver progress — sweep_pc.py enumerating the full 192-config × 10-repetition Producer–Consumer grid. Every [run] line records one binary invocation; the driver dumps the parsed JSON row from each into results/pc_sweep.csv." title="" id="131" name="Picture"/>
             <a:graphic>
               <a:graphicData uri="http://schemas.openxmlformats.org/drawingml/2006/picture">
                 <pic:pic>
                   <pic:nvPicPr>
-                    <pic:cNvPr descr="../screenshots/05-sweep-pc-progress.png" id="139" name="Picture"/>
+                    <pic:cNvPr descr="../screenshots/05-sweep-pc-progress.png" id="132" name="Picture"/>
                     <pic:cNvPicPr>
                       <a:picLocks noChangeArrowheads="1" noChangeAspect="1"/>
                     </pic:cNvPicPr>
                   </pic:nvPicPr>
                   <pic:blipFill>
-                    <a:blip r:embed="rId137"/>
+                    <a:blip r:embed="rId130"/>
                     <a:stretch>
                       <a:fillRect/>
                     </a:stretch>
@@ -35878,18 +35694,18 @@
           <wp:inline>
             <wp:extent cx="5029200" cy="2652176"/>
             <wp:effectExtent b="0" l="0" r="0" t="0"/>
-            <wp:docPr descr="Screenshot 6: GNU time -v resource report — the same C Producer–Consumer binary instrumented by /usr/bin/time -v. Every metric §4.2 of the paper relies on appears here: wall clock, percent CPU, peak RSS, voluntary and involuntary context switches, page faults." title="" id="141" name="Picture"/>
+            <wp:docPr descr="Screenshot 6: GNU time -v resource report — the same C Producer–Consumer binary instrumented by /usr/bin/time -v. Every metric §4.2 of the paper relies on appears here: wall clock, percent CPU, peak RSS, voluntary and involuntary context switches, page faults." title="" id="134" name="Picture"/>
             <a:graphic>
               <a:graphicData uri="http://schemas.openxmlformats.org/drawingml/2006/picture">
                 <pic:pic>
                   <pic:nvPicPr>
-                    <pic:cNvPr descr="../screenshots/06-time-v-output.png" id="142" name="Picture"/>
+                    <pic:cNvPr descr="../screenshots/06-time-v-output.png" id="135" name="Picture"/>
                     <pic:cNvPicPr>
                       <a:picLocks noChangeArrowheads="1" noChangeAspect="1"/>
                     </pic:cNvPicPr>
                   </pic:nvPicPr>
                   <pic:blipFill>
-                    <a:blip r:embed="rId140"/>
+                    <a:blip r:embed="rId133"/>
                     <a:stretch>
                       <a:fillRect/>
                     </a:stretch>
@@ -35958,12 +35774,12 @@
         <w:t xml:space="preserve">. Every metric §4.2 of the paper relies on appears here: wall clock, percent CPU, peak RSS, voluntary and involuntary context switches, page faults.</w:t>
       </w:r>
     </w:p>
-    <w:bookmarkEnd w:id="143"/>
-    <w:bookmarkEnd w:id="144"/>
-    <w:bookmarkEnd w:id="145"/>
+    <w:bookmarkEnd w:id="136"/>
+    <w:bookmarkEnd w:id="137"/>
+    <w:bookmarkEnd w:id="138"/>
     <w:sectPr>
       <w:pgSz w:h="15840" w:w="12240"/>
-      <w:pgMar w:bottom="864" w:footer="720" w:gutter="0" w:header="720" w:left="864" w:right="864" w:top="864"/>
+      <w:pgMar w:bottom="720" w:footer="720" w:gutter="0" w:header="720" w:left="720" w:right="720" w:top="720"/>
       <w:footnotePr>
         <w:numRestart w:val="eachSect"/>
       </w:footnotePr>
@@ -36354,14 +36170,14 @@
     <w:rPrDefault>
       <w:rPr>
         <w:rFonts w:ascii="Times New Roman" w:cs="Times New Roman" w:eastAsia="Times New Roman" w:hAnsi="Times New Roman"/>
-        <w:sz w:val="20"/>
-        <w:szCs w:val="20"/>
+        <w:sz w:val="24"/>
+        <w:szCs w:val="24"/>
         <w:lang w:bidi="ar-SA" w:eastAsia="zh-CN" w:val="en-US"/>
       </w:rPr>
     </w:rPrDefault>
     <w:pPrDefault>
       <w:pPr>
-        <w:spacing w:after="60"/>
+        <w:spacing w:after="40"/>
         <w:jc w:val="both"/>
       </w:pPr>
     </w:pPrDefault>
@@ -36408,9 +36224,11 @@
       <w:jc w:val="center"/>
     </w:pPr>
     <w:rPr>
+      <w:b/>
+      <w:bCs/>
       <w:rFonts w:ascii="Times New Roman" w:cs="Times New Roman" w:eastAsia="Times New Roman" w:hAnsi="Times New Roman"/>
-      <w:sz w:val="56"/>
-      <w:szCs w:val="56"/>
+      <w:sz w:val="28"/>
+      <w:szCs w:val="28"/>
     </w:rPr>
   </w:style>
   <w:style w:customStyle="1" w:styleId="TitleChar" w:type="character">
@@ -36420,9 +36238,11 @@
     <w:uiPriority w:val="10"/>
     <w:rsid w:val="00A10FD9"/>
     <w:rPr>
+      <w:b/>
+      <w:bCs/>
       <w:rFonts w:ascii="Times New Roman" w:cs="Times New Roman" w:eastAsia="Times New Roman" w:hAnsi="Times New Roman"/>
-      <w:sz w:val="56"/>
-      <w:szCs w:val="56"/>
+      <w:sz w:val="28"/>
+      <w:szCs w:val="28"/>
     </w:rPr>
   </w:style>
   <w:style w:styleId="Subtitle" w:type="paragraph">
@@ -36441,8 +36261,8 @@
     <w:rPr>
       <w:rFonts w:ascii="Times New Roman" w:cs="Times New Roman" w:eastAsia="Times New Roman" w:hAnsi="Times New Roman"/>
       <w:spacing w:val="15"/>
-      <w:sz w:val="28"/>
-      <w:szCs w:val="28"/>
+      <w:sz w:val="24"/>
+      <w:szCs w:val="24"/>
     </w:rPr>
   </w:style>
   <w:style w:customStyle="1" w:styleId="SubtitleChar" w:type="character">
@@ -36455,8 +36275,8 @@
       <w:rFonts w:ascii="Times New Roman" w:cs="Times New Roman" w:eastAsia="Times New Roman" w:hAnsi="Times New Roman"/>
       <w:color w:val="000000"/>
       <w:spacing w:val="15"/>
-      <w:sz w:val="28"/>
-      <w:szCs w:val="28"/>
+      <w:sz w:val="24"/>
+      <w:szCs w:val="24"/>
     </w:rPr>
   </w:style>
   <w:style w:customStyle="1" w:styleId="Author" w:type="paragraph">
@@ -36500,8 +36320,8 @@
     </w:pPr>
     <w:rPr>
       <w:b/>
-      <w:sz w:val="20"/>
-      <w:szCs w:val="20"/>
+      <w:sz w:val="24"/>
+      <w:szCs w:val="24"/>
     </w:rPr>
   </w:style>
   <w:style w:customStyle="1" w:styleId="Abstract" w:type="paragraph">
@@ -36515,8 +36335,8 @@
       <w:spacing w:after="300" w:before="100"/>
     </w:pPr>
     <w:rPr>
-      <w:sz w:val="20"/>
-      <w:szCs w:val="20"/>
+      <w:sz w:val="24"/>
+      <w:szCs w:val="24"/>
     </w:rPr>
   </w:style>
   <w:style w:styleId="Bibliography" w:type="paragraph">
@@ -36542,10 +36362,12 @@
       <w:outlineLvl w:val="0"/>
     </w:pPr>
     <w:rPr>
+      <w:b/>
+      <w:bCs/>
       <w:rFonts w:ascii="Times New Roman" w:cs="Times New Roman" w:eastAsia="Times New Roman" w:hAnsi="Times New Roman"/>
       <w:color w:val="000000"/>
-      <w:sz w:val="40"/>
-      <w:szCs w:val="40"/>
+      <w:sz w:val="24"/>
+      <w:szCs w:val="24"/>
     </w:rPr>
   </w:style>
   <w:style w:styleId="Heading2" w:type="paragraph">
@@ -36565,10 +36387,12 @@
       <w:outlineLvl w:val="1"/>
     </w:pPr>
     <w:rPr>
+      <w:b/>
+      <w:bCs/>
       <w:rFonts w:ascii="Times New Roman" w:cs="Times New Roman" w:eastAsia="Times New Roman" w:hAnsi="Times New Roman"/>
       <w:color w:val="000000"/>
-      <w:sz w:val="32"/>
-      <w:szCs w:val="32"/>
+      <w:sz w:val="24"/>
+      <w:szCs w:val="24"/>
     </w:rPr>
   </w:style>
   <w:style w:customStyle="1" w:styleId="SummaryHeading" w:type="paragraph">
@@ -36577,6 +36401,15 @@
     <w:qFormat/>
     <w:pPr>
       <w:jc w:val="center"/>
+    </w:pPr>
+  </w:style>
+  <w:style w:customStyle="1" w:styleId="FrontMatter" w:type="paragraph">
+    <w:name w:val="Front Matter"/>
+    <w:basedOn w:val="Normal"/>
+    <w:qFormat/>
+    <w:pPr>
+      <w:jc w:val="center"/>
+      <w:spacing w:after="0"/>
     </w:pPr>
   </w:style>
   <w:style w:styleId="Heading3" w:type="paragraph">
@@ -36596,10 +36429,12 @@
       <w:outlineLvl w:val="2"/>
     </w:pPr>
     <w:rPr>
+      <w:b/>
+      <w:bCs/>
       <w:rFonts w:ascii="Times New Roman" w:cs="Times New Roman" w:eastAsia="Times New Roman" w:hAnsi="Times New Roman"/>
       <w:color w:val="000000"/>
-      <w:sz w:val="28"/>
-      <w:szCs w:val="28"/>
+      <w:sz w:val="24"/>
+      <w:szCs w:val="24"/>
     </w:rPr>
   </w:style>
   <w:style w:styleId="Heading4" w:type="paragraph">
@@ -36619,6 +36454,8 @@
       <w:outlineLvl w:val="3"/>
     </w:pPr>
     <w:rPr>
+      <w:b/>
+      <w:bCs/>
       <w:rFonts w:ascii="Times New Roman" w:cs="Times New Roman" w:eastAsia="Times New Roman" w:hAnsi="Times New Roman"/>
       <w:i/>
       <w:iCs/>
@@ -36642,6 +36479,8 @@
       <w:outlineLvl w:val="4"/>
     </w:pPr>
     <w:rPr>
+      <w:b/>
+      <w:bCs/>
       <w:rFonts w:ascii="Times New Roman" w:cs="Times New Roman" w:eastAsia="Times New Roman" w:hAnsi="Times New Roman"/>
       <w:color w:val="000000"/>
     </w:rPr>
@@ -36663,6 +36502,8 @@
       <w:outlineLvl w:val="5"/>
     </w:pPr>
     <w:rPr>
+      <w:b/>
+      <w:bCs/>
       <w:rFonts w:ascii="Times New Roman" w:cs="Times New Roman" w:eastAsia="Times New Roman" w:hAnsi="Times New Roman"/>
       <w:i/>
       <w:iCs/>
@@ -36741,10 +36582,12 @@
     <w:uiPriority w:val="9"/>
     <w:rsid w:val="00A10FD9"/>
     <w:rPr>
+      <w:b/>
+      <w:bCs/>
       <w:rFonts w:ascii="Times New Roman" w:cs="Times New Roman" w:eastAsia="Times New Roman" w:hAnsi="Times New Roman"/>
       <w:color w:val="000000"/>
-      <w:sz w:val="40"/>
-      <w:szCs w:val="40"/>
+      <w:sz w:val="24"/>
+      <w:szCs w:val="24"/>
     </w:rPr>
   </w:style>
   <w:style w:customStyle="1" w:styleId="Heading2Char" w:type="character">
@@ -36755,10 +36598,12 @@
     <w:semiHidden/>
     <w:rsid w:val="00A10FD9"/>
     <w:rPr>
+      <w:b/>
+      <w:bCs/>
       <w:rFonts w:ascii="Times New Roman" w:cs="Times New Roman" w:eastAsia="Times New Roman" w:hAnsi="Times New Roman"/>
       <w:color w:val="000000"/>
-      <w:sz w:val="32"/>
-      <w:szCs w:val="32"/>
+      <w:sz w:val="24"/>
+      <w:szCs w:val="24"/>
     </w:rPr>
   </w:style>
   <w:style w:customStyle="1" w:styleId="Heading3Char" w:type="character">
@@ -36769,10 +36614,12 @@
     <w:semiHidden/>
     <w:rsid w:val="00A10FD9"/>
     <w:rPr>
+      <w:b/>
+      <w:bCs/>
       <w:rFonts w:ascii="Times New Roman" w:cs="Times New Roman" w:eastAsia="Times New Roman" w:hAnsi="Times New Roman"/>
       <w:color w:val="000000"/>
-      <w:sz w:val="28"/>
-      <w:szCs w:val="28"/>
+      <w:sz w:val="24"/>
+      <w:szCs w:val="24"/>
     </w:rPr>
   </w:style>
   <w:style w:customStyle="1" w:styleId="Heading4Char" w:type="character">
@@ -36783,6 +36630,8 @@
     <w:semiHidden/>
     <w:rsid w:val="00A10FD9"/>
     <w:rPr>
+      <w:b/>
+      <w:bCs/>
       <w:rFonts w:ascii="Times New Roman" w:cs="Times New Roman" w:eastAsia="Times New Roman" w:hAnsi="Times New Roman"/>
       <w:i/>
       <w:iCs/>
@@ -36797,6 +36646,8 @@
     <w:semiHidden/>
     <w:rsid w:val="00A10FD9"/>
     <w:rPr>
+      <w:b/>
+      <w:bCs/>
       <w:rFonts w:ascii="Times New Roman" w:cs="Times New Roman" w:eastAsia="Times New Roman" w:hAnsi="Times New Roman"/>
       <w:color w:val="000000"/>
     </w:rPr>
@@ -36809,6 +36660,8 @@
     <w:semiHidden/>
     <w:rsid w:val="00A10FD9"/>
     <w:rPr>
+      <w:b/>
+      <w:bCs/>
       <w:rFonts w:ascii="Times New Roman" w:cs="Times New Roman" w:eastAsia="Times New Roman" w:hAnsi="Times New Roman"/>
       <w:i/>
       <w:iCs/>
@@ -36898,19 +36751,28 @@
     <w:qFormat/>
     <w:tblPr>
       <w:tblInd w:type="dxa" w:w="0"/>
+      <w:tblBorders>
+        <w:top w:color="000000" w:space="0" w:sz="4" w:val="single"/>
+        <w:left w:color="000000" w:space="0" w:sz="4" w:val="single"/>
+        <w:bottom w:color="000000" w:space="0" w:sz="4" w:val="single"/>
+        <w:right w:color="000000" w:space="0" w:sz="4" w:val="single"/>
+        <w:insideH w:color="000000" w:space="0" w:sz="4" w:val="single"/>
+        <w:insideV w:color="000000" w:space="0" w:sz="4" w:val="single"/>
+      </w:tblBorders>
       <w:tblCellMar>
-        <w:top w:type="dxa" w:w="0"/>
+        <w:top w:type="dxa" w:w="40"/>
         <w:left w:type="dxa" w:w="108"/>
-        <w:bottom w:type="dxa" w:w="0"/>
+        <w:bottom w:type="dxa" w:w="40"/>
         <w:right w:type="dxa" w:w="108"/>
       </w:tblCellMar>
     </w:tblPr>
     <w:tblStylePr w:type="firstRow">
+      <w:rPr>
+        <w:b/>
+      </w:rPr>
       <w:tcPr>
-        <w:tcBorders>
-          <w:bottom w:val="single"/>
-        </w:tcBorders>
-        <w:vAlign w:val="bottom"/>
+        <w:shd w:color="auto" w:fill="D9D9D9" w:val="clear"/>
+        <w:vAlign w:val="center"/>
       </w:tcPr>
     </w:tblStylePr>
   </w:style>
@@ -36974,7 +36836,7 @@
     <w:basedOn w:val="BodyTextChar"/>
     <w:rPr>
       <w:rFonts w:ascii="Courier New" w:cs="Courier New" w:eastAsia="Courier New" w:hAnsi="Courier New"/>
-      <w:sz w:val="20"/>
+      <w:sz w:val="24"/>
     </w:rPr>
   </w:style>
   <w:style w:customStyle="1" w:styleId="SectionNumber" w:type="character">
